--- a/러시아 인권변호사/2부/2부_4화_거리의_목소리.docx
+++ b/러시아 인권변호사/2부/2부_4화_거리의_목소리.docx
@@ -300,6 +300,154 @@
     </w:p>
     <w:p>
       <w:pPr>
+        <w:spacing w:before="0" w:after="110" w:line="300" w:lineRule="auto"/>
+      </w:pPr>
+      <w:r>
+        <w:rPr>
+          <w:rFonts w:ascii="Times New Roman" w:hAnsi="Times New Roman" w:eastAsia="Malgun Gothic"/>
+          <w:b/>
+          <w:i w:val="0"/>
+          <w:sz w:val="22"/>
+        </w:rPr>
+        <w:t xml:space="preserve">Лёша: </w:t>
+      </w:r>
+      <w:r>
+        <w:rPr>
+          <w:rFonts w:ascii="Times New Roman" w:hAnsi="Times New Roman" w:eastAsia="Malgun Gothic"/>
+          <w:b w:val="0"/>
+          <w:i w:val="0"/>
+          <w:sz w:val="22"/>
+        </w:rPr>
+        <w:t>Что с безопасностью? Если будет давка, первыми пострадают как раз пожилые.</w:t>
+      </w:r>
+    </w:p>
+    <w:p>
+      <w:pPr>
+        <w:spacing w:before="0" w:after="110" w:line="300" w:lineRule="auto"/>
+      </w:pPr>
+      <w:r>
+        <w:rPr>
+          <w:rFonts w:ascii="Times New Roman" w:hAnsi="Times New Roman" w:eastAsia="Malgun Gothic"/>
+          <w:b/>
+          <w:i w:val="0"/>
+          <w:sz w:val="22"/>
+        </w:rPr>
+        <w:t xml:space="preserve">Катя: </w:t>
+      </w:r>
+      <w:r>
+        <w:rPr>
+          <w:rFonts w:ascii="Times New Roman" w:hAnsi="Times New Roman" w:eastAsia="Malgun Gothic"/>
+          <w:b w:val="0"/>
+          <w:i w:val="0"/>
+          <w:sz w:val="22"/>
+        </w:rPr>
+        <w:t>Двадцать волонтёров с повязками, аптечки, два медика из студенческого отряда. И юристы — по одному на каждый вход, с телефонами адвокатов.</w:t>
+      </w:r>
+    </w:p>
+    <w:p>
+      <w:pPr>
+        <w:spacing w:before="0" w:after="110" w:line="300" w:lineRule="auto"/>
+      </w:pPr>
+      <w:r>
+        <w:rPr>
+          <w:rFonts w:ascii="Times New Roman" w:hAnsi="Times New Roman" w:eastAsia="Malgun Gothic"/>
+          <w:b/>
+          <w:i w:val="0"/>
+          <w:sz w:val="22"/>
+        </w:rPr>
+        <w:t xml:space="preserve">Ольга: </w:t>
+      </w:r>
+      <w:r>
+        <w:rPr>
+          <w:rFonts w:ascii="Times New Roman" w:hAnsi="Times New Roman" w:eastAsia="Malgun Gothic"/>
+          <w:b w:val="0"/>
+          <w:i w:val="0"/>
+          <w:sz w:val="22"/>
+        </w:rPr>
+        <w:t>И никаких плакатов с оскорблениями. Ни одного. Если кто-то придёт с чем-то подобным — вежливо просим свернуть.</w:t>
+      </w:r>
+    </w:p>
+    <w:p>
+      <w:pPr>
+        <w:spacing w:before="0" w:after="110" w:line="300" w:lineRule="auto"/>
+      </w:pPr>
+      <w:r>
+        <w:rPr>
+          <w:rFonts w:ascii="Times New Roman" w:hAnsi="Times New Roman" w:eastAsia="Malgun Gothic"/>
+          <w:b/>
+          <w:i w:val="0"/>
+          <w:sz w:val="22"/>
+        </w:rPr>
+        <w:t xml:space="preserve">Лёша: </w:t>
+      </w:r>
+      <w:r>
+        <w:rPr>
+          <w:rFonts w:ascii="Times New Roman" w:hAnsi="Times New Roman" w:eastAsia="Malgun Gothic"/>
+          <w:b w:val="0"/>
+          <w:i w:val="0"/>
+          <w:sz w:val="22"/>
+        </w:rPr>
+        <w:t>А если не свернут?</w:t>
+      </w:r>
+    </w:p>
+    <w:p>
+      <w:pPr>
+        <w:spacing w:before="0" w:after="110" w:line="300" w:lineRule="auto"/>
+      </w:pPr>
+      <w:r>
+        <w:rPr>
+          <w:rFonts w:ascii="Times New Roman" w:hAnsi="Times New Roman" w:eastAsia="Malgun Gothic"/>
+          <w:b/>
+          <w:i w:val="0"/>
+          <w:sz w:val="22"/>
+        </w:rPr>
+        <w:t xml:space="preserve">Ольга: </w:t>
+      </w:r>
+      <w:r>
+        <w:rPr>
+          <w:rFonts w:ascii="Times New Roman" w:hAnsi="Times New Roman" w:eastAsia="Malgun Gothic"/>
+          <w:b w:val="0"/>
+          <w:i w:val="0"/>
+          <w:sz w:val="22"/>
+        </w:rPr>
+        <w:t>Тогда встаём рядом и загораживаем. Лучше нас сфотографируют с чужим плакатом за спиной, чем их — с нашим логотипом.</w:t>
+      </w:r>
+    </w:p>
+    <w:p>
+      <w:pPr>
+        <w:spacing w:before="0" w:after="110" w:line="300" w:lineRule="auto"/>
+      </w:pPr>
+      <w:r>
+        <w:rPr>
+          <w:rFonts w:ascii="Times New Roman" w:hAnsi="Times New Roman" w:eastAsia="Malgun Gothic"/>
+          <w:b/>
+          <w:i w:val="0"/>
+          <w:sz w:val="22"/>
+        </w:rPr>
+        <w:t xml:space="preserve">Катя: </w:t>
+      </w:r>
+      <w:r>
+        <w:rPr>
+          <w:rFonts w:ascii="Times New Roman" w:hAnsi="Times New Roman" w:eastAsia="Malgun Gothic"/>
+          <w:b w:val="0"/>
+          <w:i/>
+          <w:color w:val="555555"/>
+          <w:sz w:val="22"/>
+        </w:rPr>
+        <w:t>(записывает)</w:t>
+      </w:r>
+      <w:r>
+        <w:rPr>
+          <w:rFonts w:ascii="Times New Roman" w:hAnsi="Times New Roman" w:eastAsia="Malgun Gothic"/>
+          <w:b w:val="0"/>
+          <w:i w:val="0"/>
+          <w:sz w:val="22"/>
+        </w:rPr>
+        <w:t xml:space="preserve"> «Загораживать». Добавлю в инструкцию.</w:t>
+      </w:r>
+    </w:p>
+    <w:p>
+      <w:pPr>
         <w:keepNext/>
         <w:spacing w:before="320" w:after="140"/>
       </w:pPr>
@@ -472,7 +620,7 @@
           <w:i w:val="0"/>
           <w:sz w:val="22"/>
         </w:rPr>
-        <w:t>Я не пророк, чтобы «глаголом жечь сердца людей».</w:t>
+        <w:t>Я не пророк, Ольга Викторовна. Мне никто не велел: «Глаголом жги сердца людей».</w:t>
       </w:r>
     </w:p>
     <w:p>
@@ -542,6 +690,98 @@
           <w:sz w:val="22"/>
         </w:rPr>
         <w:t>Знаю. Поэтому это и работает.</w:t>
+      </w:r>
+    </w:p>
+    <w:p>
+      <w:pPr>
+        <w:spacing w:before="0" w:after="110" w:line="300" w:lineRule="auto"/>
+      </w:pPr>
+      <w:r>
+        <w:rPr>
+          <w:rFonts w:ascii="Times New Roman" w:hAnsi="Times New Roman" w:eastAsia="Malgun Gothic"/>
+          <w:b/>
+          <w:i w:val="0"/>
+          <w:sz w:val="22"/>
+        </w:rPr>
+        <w:t xml:space="preserve">Лёша: </w:t>
+      </w:r>
+      <w:r>
+        <w:rPr>
+          <w:rFonts w:ascii="Times New Roman" w:hAnsi="Times New Roman" w:eastAsia="Malgun Gothic"/>
+          <w:b w:val="0"/>
+          <w:i w:val="0"/>
+          <w:sz w:val="22"/>
+        </w:rPr>
+        <w:t>А если я собьюсь? Замолчу посреди фразы?</w:t>
+      </w:r>
+    </w:p>
+    <w:p>
+      <w:pPr>
+        <w:spacing w:before="0" w:after="110" w:line="300" w:lineRule="auto"/>
+      </w:pPr>
+      <w:r>
+        <w:rPr>
+          <w:rFonts w:ascii="Times New Roman" w:hAnsi="Times New Roman" w:eastAsia="Malgun Gothic"/>
+          <w:b/>
+          <w:i w:val="0"/>
+          <w:sz w:val="22"/>
+        </w:rPr>
+        <w:t xml:space="preserve">Ольга: </w:t>
+      </w:r>
+      <w:r>
+        <w:rPr>
+          <w:rFonts w:ascii="Times New Roman" w:hAnsi="Times New Roman" w:eastAsia="Malgun Gothic"/>
+          <w:b w:val="0"/>
+          <w:i w:val="0"/>
+          <w:sz w:val="22"/>
+        </w:rPr>
+        <w:t>Помолчите. Толпа прощает паузу, но не прощает, когда ей читают по бумажке.</w:t>
+      </w:r>
+    </w:p>
+    <w:p>
+      <w:pPr>
+        <w:spacing w:before="0" w:after="110" w:line="300" w:lineRule="auto"/>
+      </w:pPr>
+      <w:r>
+        <w:rPr>
+          <w:rFonts w:ascii="Times New Roman" w:hAnsi="Times New Roman" w:eastAsia="Malgun Gothic"/>
+          <w:b/>
+          <w:i w:val="0"/>
+          <w:sz w:val="22"/>
+        </w:rPr>
+        <w:t xml:space="preserve">Лёша: </w:t>
+      </w:r>
+      <w:r>
+        <w:rPr>
+          <w:rFonts w:ascii="Times New Roman" w:hAnsi="Times New Roman" w:eastAsia="Malgun Gothic"/>
+          <w:b w:val="0"/>
+          <w:i w:val="0"/>
+          <w:sz w:val="22"/>
+        </w:rPr>
+        <w:t>Вы говорите так, будто сами выступали перед тысячами.</w:t>
+      </w:r>
+    </w:p>
+    <w:p>
+      <w:pPr>
+        <w:spacing w:before="0" w:after="110" w:line="300" w:lineRule="auto"/>
+      </w:pPr>
+      <w:r>
+        <w:rPr>
+          <w:rFonts w:ascii="Times New Roman" w:hAnsi="Times New Roman" w:eastAsia="Malgun Gothic"/>
+          <w:b/>
+          <w:i w:val="0"/>
+          <w:sz w:val="22"/>
+        </w:rPr>
+        <w:t xml:space="preserve">Ольга: </w:t>
+      </w:r>
+      <w:r>
+        <w:rPr>
+          <w:rFonts w:ascii="Times New Roman" w:hAnsi="Times New Roman" w:eastAsia="Malgun Gothic"/>
+          <w:b w:val="0"/>
+          <w:i w:val="0"/>
+          <w:sz w:val="22"/>
+        </w:rPr>
+        <w:t>Перед сотнями. И один раз — перед ОМОНом. Там было проще: они не аплодируют.</w:t>
       </w:r>
     </w:p>
     <w:p>
@@ -779,6 +1019,121 @@
     </w:p>
     <w:p>
       <w:pPr>
+        <w:spacing w:before="0" w:after="110" w:line="300" w:lineRule="auto"/>
+      </w:pPr>
+      <w:r>
+        <w:rPr>
+          <w:rFonts w:ascii="Times New Roman" w:hAnsi="Times New Roman" w:eastAsia="Malgun Gothic"/>
+          <w:b/>
+          <w:i w:val="0"/>
+          <w:sz w:val="22"/>
+        </w:rPr>
+        <w:t xml:space="preserve">Лёша: </w:t>
+      </w:r>
+      <w:r>
+        <w:rPr>
+          <w:rFonts w:ascii="Times New Roman" w:hAnsi="Times New Roman" w:eastAsia="Malgun Gothic"/>
+          <w:b w:val="0"/>
+          <w:i w:val="0"/>
+          <w:sz w:val="22"/>
+        </w:rPr>
+        <w:t>А вы будете в толпе?</w:t>
+      </w:r>
+    </w:p>
+    <w:p>
+      <w:pPr>
+        <w:spacing w:before="0" w:after="110" w:line="300" w:lineRule="auto"/>
+      </w:pPr>
+      <w:r>
+        <w:rPr>
+          <w:rFonts w:ascii="Times New Roman" w:hAnsi="Times New Roman" w:eastAsia="Malgun Gothic"/>
+          <w:b/>
+          <w:i w:val="0"/>
+          <w:sz w:val="22"/>
+        </w:rPr>
+        <w:t xml:space="preserve">Дарья: </w:t>
+      </w:r>
+      <w:r>
+        <w:rPr>
+          <w:rFonts w:ascii="Times New Roman" w:hAnsi="Times New Roman" w:eastAsia="Malgun Gothic"/>
+          <w:b w:val="0"/>
+          <w:i w:val="0"/>
+          <w:sz w:val="22"/>
+        </w:rPr>
+        <w:t>Буду. С блокнотом, как всегда. Если потеряетесь — ищите женщину, которая ничего не кричит, а только записывает.</w:t>
+      </w:r>
+    </w:p>
+    <w:p>
+      <w:pPr>
+        <w:spacing w:before="0" w:after="110" w:line="300" w:lineRule="auto"/>
+      </w:pPr>
+      <w:r>
+        <w:rPr>
+          <w:rFonts w:ascii="Times New Roman" w:hAnsi="Times New Roman" w:eastAsia="Malgun Gothic"/>
+          <w:b/>
+          <w:i w:val="0"/>
+          <w:sz w:val="22"/>
+        </w:rPr>
+        <w:t xml:space="preserve">Лёша: </w:t>
+      </w:r>
+      <w:r>
+        <w:rPr>
+          <w:rFonts w:ascii="Times New Roman" w:hAnsi="Times New Roman" w:eastAsia="Malgun Gothic"/>
+          <w:b w:val="0"/>
+          <w:i w:val="0"/>
+          <w:sz w:val="22"/>
+        </w:rPr>
+        <w:t>Таких там будет одна.</w:t>
+      </w:r>
+    </w:p>
+    <w:p>
+      <w:pPr>
+        <w:spacing w:before="0" w:after="110" w:line="300" w:lineRule="auto"/>
+      </w:pPr>
+      <w:r>
+        <w:rPr>
+          <w:rFonts w:ascii="Times New Roman" w:hAnsi="Times New Roman" w:eastAsia="Malgun Gothic"/>
+          <w:b/>
+          <w:i w:val="0"/>
+          <w:sz w:val="22"/>
+        </w:rPr>
+        <w:t xml:space="preserve">Дарья: </w:t>
+      </w:r>
+      <w:r>
+        <w:rPr>
+          <w:rFonts w:ascii="Times New Roman" w:hAnsi="Times New Roman" w:eastAsia="Malgun Gothic"/>
+          <w:b w:val="0"/>
+          <w:i w:val="0"/>
+          <w:sz w:val="22"/>
+        </w:rPr>
+        <w:t>Вот и хорошо. Значит, найдёте.</w:t>
+      </w:r>
+    </w:p>
+    <w:p>
+      <w:pPr>
+        <w:spacing w:before="0" w:after="110" w:line="300" w:lineRule="auto"/>
+      </w:pPr>
+      <w:r>
+        <w:rPr>
+          <w:rFonts w:ascii="Times New Roman" w:hAnsi="Times New Roman" w:eastAsia="Malgun Gothic"/>
+          <w:b/>
+          <w:i w:val="0"/>
+          <w:sz w:val="22"/>
+        </w:rPr>
+        <w:t xml:space="preserve">Лёша: </w:t>
+      </w:r>
+      <w:r>
+        <w:rPr>
+          <w:rFonts w:ascii="Times New Roman" w:hAnsi="Times New Roman" w:eastAsia="Malgun Gothic"/>
+          <w:b w:val="0"/>
+          <w:i w:val="0"/>
+          <w:sz w:val="22"/>
+        </w:rPr>
+        <w:t>Найду. Вас я в любой толпе найду.</w:t>
+      </w:r>
+    </w:p>
+    <w:p>
+      <w:pPr>
         <w:keepNext/>
         <w:spacing w:before="320" w:after="140"/>
       </w:pPr>
@@ -790,7 +1145,7 @@
           <w:color w:val="1F3864"/>
           <w:sz w:val="26"/>
         </w:rPr>
-        <w:t>장면 4 — 집회 당일, 경찰과의 마찰</w:t>
+        <w:t>장면 4 — 집회 당일 아침, 카잔역</w:t>
       </w:r>
     </w:p>
     <w:p>
@@ -804,7 +1159,7 @@
           <w:i w:val="0"/>
           <w:sz w:val="22"/>
         </w:rPr>
-        <w:t xml:space="preserve">Белов: </w:t>
+        <w:t xml:space="preserve">Катя: </w:t>
       </w:r>
       <w:r>
         <w:rPr>
@@ -813,7 +1168,7 @@
           <w:i w:val="0"/>
           <w:sz w:val="22"/>
         </w:rPr>
-        <w:t>Кто организатор мероприятия?</w:t>
+        <w:t>Марина Дмитриевна? Я Катя, из «Света». Алексей Николаевич просил вас встретить — сам он уже на площади, договаривается с полицией.</w:t>
       </w:r>
     </w:p>
     <w:p>
@@ -827,122 +1182,7 @@
           <w:i w:val="0"/>
           <w:sz w:val="22"/>
         </w:rPr>
-        <w:t xml:space="preserve">Лёша: </w:t>
-      </w:r>
-      <w:r>
-        <w:rPr>
-          <w:rFonts w:ascii="Times New Roman" w:hAnsi="Times New Roman" w:eastAsia="Malgun Gothic"/>
-          <w:b w:val="0"/>
-          <w:i w:val="0"/>
-          <w:sz w:val="22"/>
-        </w:rPr>
-        <w:t>Я. Алексей Орлов, руководитель организации «Свет».</w:t>
-      </w:r>
-    </w:p>
-    <w:p>
-      <w:pPr>
-        <w:spacing w:before="0" w:after="110" w:line="300" w:lineRule="auto"/>
-      </w:pPr>
-      <w:r>
-        <w:rPr>
-          <w:rFonts w:ascii="Times New Roman" w:hAnsi="Times New Roman" w:eastAsia="Malgun Gothic"/>
-          <w:b/>
-          <w:i w:val="0"/>
-          <w:sz w:val="22"/>
-        </w:rPr>
-        <w:t xml:space="preserve">Белов: </w:t>
-      </w:r>
-      <w:r>
-        <w:rPr>
-          <w:rFonts w:ascii="Times New Roman" w:hAnsi="Times New Roman" w:eastAsia="Malgun Gothic"/>
-          <w:b w:val="0"/>
-          <w:i w:val="0"/>
-          <w:sz w:val="22"/>
-        </w:rPr>
-        <w:t>Капитан Белов. У вас согласована площадь Революции. Но людей собралось больше заявленного числа. Придётся ограничивать доступ.</w:t>
-      </w:r>
-    </w:p>
-    <w:p>
-      <w:pPr>
-        <w:spacing w:before="0" w:after="110" w:line="300" w:lineRule="auto"/>
-      </w:pPr>
-      <w:r>
-        <w:rPr>
-          <w:rFonts w:ascii="Times New Roman" w:hAnsi="Times New Roman" w:eastAsia="Malgun Gothic"/>
-          <w:b/>
-          <w:i w:val="0"/>
-          <w:sz w:val="22"/>
-        </w:rPr>
-        <w:t xml:space="preserve">Лёша: </w:t>
-      </w:r>
-      <w:r>
-        <w:rPr>
-          <w:rFonts w:ascii="Times New Roman" w:hAnsi="Times New Roman" w:eastAsia="Malgun Gothic"/>
-          <w:b w:val="0"/>
-          <w:i w:val="0"/>
-          <w:sz w:val="22"/>
-        </w:rPr>
-        <w:t>Люди пришли добровольно и мирно. Мы не можем и не будем никого прогонять.</w:t>
-      </w:r>
-    </w:p>
-    <w:p>
-      <w:pPr>
-        <w:spacing w:before="0" w:after="110" w:line="300" w:lineRule="auto"/>
-      </w:pPr>
-      <w:r>
-        <w:rPr>
-          <w:rFonts w:ascii="Times New Roman" w:hAnsi="Times New Roman" w:eastAsia="Malgun Gothic"/>
-          <w:b/>
-          <w:i w:val="0"/>
-          <w:sz w:val="22"/>
-        </w:rPr>
-        <w:t xml:space="preserve">Белов: </w:t>
-      </w:r>
-      <w:r>
-        <w:rPr>
-          <w:rFonts w:ascii="Times New Roman" w:hAnsi="Times New Roman" w:eastAsia="Malgun Gothic"/>
-          <w:b w:val="0"/>
-          <w:i w:val="0"/>
-          <w:sz w:val="22"/>
-        </w:rPr>
-        <w:t>Тогда обязан предупредить: превышение заявленной численности — административное нарушение. Ответственность на вас как на организаторе.</w:t>
-      </w:r>
-    </w:p>
-    <w:p>
-      <w:pPr>
-        <w:spacing w:before="0" w:after="110" w:line="300" w:lineRule="auto"/>
-      </w:pPr>
-      <w:r>
-        <w:rPr>
-          <w:rFonts w:ascii="Times New Roman" w:hAnsi="Times New Roman" w:eastAsia="Malgun Gothic"/>
-          <w:b/>
-          <w:i w:val="0"/>
-          <w:sz w:val="22"/>
-        </w:rPr>
-        <w:t xml:space="preserve">Лёша: </w:t>
-      </w:r>
-      <w:r>
-        <w:rPr>
-          <w:rFonts w:ascii="Times New Roman" w:hAnsi="Times New Roman" w:eastAsia="Malgun Gothic"/>
-          <w:b w:val="0"/>
-          <w:i w:val="0"/>
-          <w:sz w:val="22"/>
-        </w:rPr>
-        <w:t>Капитан, здесь тысячи мирных людей, пришедших почтить память человека и поддержать справедливость. Надеюсь, вы не станете разгонять их силой из-за формальности.</w:t>
-      </w:r>
-    </w:p>
-    <w:p>
-      <w:pPr>
-        <w:spacing w:before="0" w:after="110" w:line="300" w:lineRule="auto"/>
-      </w:pPr>
-      <w:r>
-        <w:rPr>
-          <w:rFonts w:ascii="Times New Roman" w:hAnsi="Times New Roman" w:eastAsia="Malgun Gothic"/>
-          <w:b/>
-          <w:i w:val="0"/>
-          <w:sz w:val="22"/>
-        </w:rPr>
-        <w:t xml:space="preserve">Белов: </w:t>
+        <w:t xml:space="preserve">Марина: </w:t>
       </w:r>
       <w:r>
         <w:rPr>
@@ -952,7 +1192,7 @@
           <w:color w:val="555555"/>
           <w:sz w:val="22"/>
         </w:rPr>
-        <w:t>(пауза, смотрит на толпу)</w:t>
+        <w:t>(выходит из вагона, за ней несколько женщин в одинаковых платках)</w:t>
       </w:r>
       <w:r>
         <w:rPr>
@@ -961,7 +1201,7 @@
           <w:i w:val="0"/>
           <w:sz w:val="22"/>
         </w:rPr>
-        <w:t xml:space="preserve"> Вон та женщина с портретом — кто это на фотографии?</w:t>
+        <w:t xml:space="preserve"> Катенька! Мы тебя по голосу узнали — ты нам по телефону всю дорогу объясняла, где выходить.</w:t>
       </w:r>
     </w:p>
     <w:p>
@@ -975,30 +1215,7 @@
           <w:i w:val="0"/>
           <w:sz w:val="22"/>
         </w:rPr>
-        <w:t xml:space="preserve">Лёша: </w:t>
-      </w:r>
-      <w:r>
-        <w:rPr>
-          <w:rFonts w:ascii="Times New Roman" w:hAnsi="Times New Roman" w:eastAsia="Malgun Gothic"/>
-          <w:b w:val="0"/>
-          <w:i w:val="0"/>
-          <w:sz w:val="22"/>
-        </w:rPr>
-        <w:t>Её муж. Погиб при взрыве на «Сибзаводе». Вентиляцию не починили, хотя он предупреждал.</w:t>
-      </w:r>
-    </w:p>
-    <w:p>
-      <w:pPr>
-        <w:spacing w:before="0" w:after="110" w:line="300" w:lineRule="auto"/>
-      </w:pPr>
-      <w:r>
-        <w:rPr>
-          <w:rFonts w:ascii="Times New Roman" w:hAnsi="Times New Roman" w:eastAsia="Malgun Gothic"/>
-          <w:b/>
-          <w:i w:val="0"/>
-          <w:sz w:val="22"/>
-        </w:rPr>
-        <w:t xml:space="preserve">Белов: </w:t>
+        <w:t xml:space="preserve">Семён: </w:t>
       </w:r>
       <w:r>
         <w:rPr>
@@ -1008,7 +1225,7 @@
           <w:color w:val="555555"/>
           <w:sz w:val="22"/>
         </w:rPr>
-        <w:t>(долго молчит)</w:t>
+        <w:t>(с сумками)</w:t>
       </w:r>
       <w:r>
         <w:rPr>
@@ -1017,7 +1234,159 @@
           <w:i w:val="0"/>
           <w:sz w:val="22"/>
         </w:rPr>
-        <w:t xml:space="preserve"> У меня отец тридцать лет на заводе в Туле отработал. </w:t>
+        <w:t xml:space="preserve"> Двое суток — и всё сидя. Спина в Новокруцке осталась, а я здесь.</w:t>
+      </w:r>
+    </w:p>
+    <w:p>
+      <w:pPr>
+        <w:spacing w:before="0" w:after="110" w:line="300" w:lineRule="auto"/>
+      </w:pPr>
+      <w:r>
+        <w:rPr>
+          <w:rFonts w:ascii="Times New Roman" w:hAnsi="Times New Roman" w:eastAsia="Malgun Gothic"/>
+          <w:b/>
+          <w:i w:val="0"/>
+          <w:sz w:val="22"/>
+        </w:rPr>
+        <w:t xml:space="preserve">Галина: </w:t>
+      </w:r>
+      <w:r>
+        <w:rPr>
+          <w:rFonts w:ascii="Times New Roman" w:hAnsi="Times New Roman" w:eastAsia="Malgun Gothic"/>
+          <w:b w:val="0"/>
+          <w:i w:val="0"/>
+          <w:sz w:val="22"/>
+        </w:rPr>
+        <w:t>Сеня, не ворчи. Сам первый записался.</w:t>
+      </w:r>
+    </w:p>
+    <w:p>
+      <w:pPr>
+        <w:spacing w:before="0" w:after="110" w:line="300" w:lineRule="auto"/>
+      </w:pPr>
+      <w:r>
+        <w:rPr>
+          <w:rFonts w:ascii="Times New Roman" w:hAnsi="Times New Roman" w:eastAsia="Malgun Gothic"/>
+          <w:b/>
+          <w:i w:val="0"/>
+          <w:sz w:val="22"/>
+        </w:rPr>
+        <w:t xml:space="preserve">Катя: </w:t>
+      </w:r>
+      <w:r>
+        <w:rPr>
+          <w:rFonts w:ascii="Times New Roman" w:hAnsi="Times New Roman" w:eastAsia="Malgun Gothic"/>
+          <w:b w:val="0"/>
+          <w:i w:val="0"/>
+          <w:sz w:val="22"/>
+        </w:rPr>
+        <w:t>Вы правда всем цехом скидывались на билеты? Алексей Николаевич, когда узнал, долго молчал.</w:t>
+      </w:r>
+    </w:p>
+    <w:p>
+      <w:pPr>
+        <w:spacing w:before="0" w:after="110" w:line="300" w:lineRule="auto"/>
+      </w:pPr>
+      <w:r>
+        <w:rPr>
+          <w:rFonts w:ascii="Times New Roman" w:hAnsi="Times New Roman" w:eastAsia="Malgun Gothic"/>
+          <w:b/>
+          <w:i w:val="0"/>
+          <w:sz w:val="22"/>
+        </w:rPr>
+        <w:t xml:space="preserve">Марина: </w:t>
+      </w:r>
+      <w:r>
+        <w:rPr>
+          <w:rFonts w:ascii="Times New Roman" w:hAnsi="Times New Roman" w:eastAsia="Malgun Gothic"/>
+          <w:b w:val="0"/>
+          <w:i w:val="0"/>
+          <w:sz w:val="22"/>
+        </w:rPr>
+        <w:t>А как иначе? С миру по нитке — голому рубаха. У кого пятьсот, у кого тысяча. Одна наша девочка серёжки в ломбард отнесла — мы потом на неё всей бригадой ругались.</w:t>
+      </w:r>
+    </w:p>
+    <w:p>
+      <w:pPr>
+        <w:spacing w:before="0" w:after="110" w:line="300" w:lineRule="auto"/>
+      </w:pPr>
+      <w:r>
+        <w:rPr>
+          <w:rFonts w:ascii="Times New Roman" w:hAnsi="Times New Roman" w:eastAsia="Malgun Gothic"/>
+          <w:b/>
+          <w:i w:val="0"/>
+          <w:sz w:val="22"/>
+        </w:rPr>
+        <w:t xml:space="preserve">Катя: </w:t>
+      </w:r>
+      <w:r>
+        <w:rPr>
+          <w:rFonts w:ascii="Times New Roman" w:hAnsi="Times New Roman" w:eastAsia="Malgun Gothic"/>
+          <w:b w:val="0"/>
+          <w:i w:val="0"/>
+          <w:sz w:val="22"/>
+        </w:rPr>
+        <w:t>Серёжки?..</w:t>
+      </w:r>
+    </w:p>
+    <w:p>
+      <w:pPr>
+        <w:spacing w:before="0" w:after="110" w:line="300" w:lineRule="auto"/>
+      </w:pPr>
+      <w:r>
+        <w:rPr>
+          <w:rFonts w:ascii="Times New Roman" w:hAnsi="Times New Roman" w:eastAsia="Malgun Gothic"/>
+          <w:b/>
+          <w:i w:val="0"/>
+          <w:sz w:val="22"/>
+        </w:rPr>
+        <w:t xml:space="preserve">Марина: </w:t>
+      </w:r>
+      <w:r>
+        <w:rPr>
+          <w:rFonts w:ascii="Times New Roman" w:hAnsi="Times New Roman" w:eastAsia="Malgun Gothic"/>
+          <w:b w:val="0"/>
+          <w:i w:val="0"/>
+          <w:sz w:val="22"/>
+        </w:rPr>
+        <w:t>Выкупим. Вернёмся — и выкупим. Главное, что мы здесь.</w:t>
+      </w:r>
+    </w:p>
+    <w:p>
+      <w:pPr>
+        <w:spacing w:before="0" w:after="110" w:line="300" w:lineRule="auto"/>
+      </w:pPr>
+      <w:r>
+        <w:rPr>
+          <w:rFonts w:ascii="Times New Roman" w:hAnsi="Times New Roman" w:eastAsia="Malgun Gothic"/>
+          <w:b/>
+          <w:i w:val="0"/>
+          <w:sz w:val="22"/>
+        </w:rPr>
+        <w:t xml:space="preserve">Галина: </w:t>
+      </w:r>
+      <w:r>
+        <w:rPr>
+          <w:rFonts w:ascii="Times New Roman" w:hAnsi="Times New Roman" w:eastAsia="Malgun Gothic"/>
+          <w:b w:val="0"/>
+          <w:i w:val="0"/>
+          <w:sz w:val="22"/>
+        </w:rPr>
+        <w:t>А Людмила сразу на площадь пошла, с портретом. Ни минуты ждать не захотела.</w:t>
+      </w:r>
+    </w:p>
+    <w:p>
+      <w:pPr>
+        <w:spacing w:before="0" w:after="110" w:line="300" w:lineRule="auto"/>
+      </w:pPr>
+      <w:r>
+        <w:rPr>
+          <w:rFonts w:ascii="Times New Roman" w:hAnsi="Times New Roman" w:eastAsia="Malgun Gothic"/>
+          <w:b/>
+          <w:i w:val="0"/>
+          <w:sz w:val="22"/>
+        </w:rPr>
+        <w:t xml:space="preserve">Семён: </w:t>
       </w:r>
       <w:r>
         <w:rPr>
@@ -1027,7 +1396,7 @@
           <w:color w:val="555555"/>
           <w:sz w:val="22"/>
         </w:rPr>
-        <w:t>(сухо)</w:t>
+        <w:t>(оглядывает вокзал)</w:t>
       </w:r>
       <w:r>
         <w:rPr>
@@ -1036,7 +1405,7 @@
           <w:i w:val="0"/>
           <w:sz w:val="22"/>
         </w:rPr>
-        <w:t xml:space="preserve"> Посмотрим на поведение толпы. Пока — работайте. Но без провокаций.</w:t>
+        <w:t xml:space="preserve"> Шумно у вас. Как в цеху перед авралом.</w:t>
       </w:r>
     </w:p>
     <w:p>
@@ -1050,7 +1419,7 @@
           <w:i w:val="0"/>
           <w:sz w:val="22"/>
         </w:rPr>
-        <w:t xml:space="preserve">Лёша: </w:t>
+        <w:t xml:space="preserve">Катя: </w:t>
       </w:r>
       <w:r>
         <w:rPr>
@@ -1059,7 +1428,122 @@
           <w:i w:val="0"/>
           <w:sz w:val="22"/>
         </w:rPr>
-        <w:t>Без провокаций. Даю слово.</w:t>
+        <w:t>Это вы ещё площадь не видели. Там уже больше тысячи, а до начала два часа.</w:t>
+      </w:r>
+    </w:p>
+    <w:p>
+      <w:pPr>
+        <w:spacing w:before="0" w:after="110" w:line="300" w:lineRule="auto"/>
+      </w:pPr>
+      <w:r>
+        <w:rPr>
+          <w:rFonts w:ascii="Times New Roman" w:hAnsi="Times New Roman" w:eastAsia="Malgun Gothic"/>
+          <w:b/>
+          <w:i w:val="0"/>
+          <w:sz w:val="22"/>
+        </w:rPr>
+        <w:t xml:space="preserve">Семён: </w:t>
+      </w:r>
+      <w:r>
+        <w:rPr>
+          <w:rFonts w:ascii="Times New Roman" w:hAnsi="Times New Roman" w:eastAsia="Malgun Gothic"/>
+          <w:b w:val="0"/>
+          <w:i w:val="0"/>
+          <w:sz w:val="22"/>
+        </w:rPr>
+        <w:t>Тысяча — это хорошо. Лишь бы не разбежались, когда полиция придёт.</w:t>
+      </w:r>
+    </w:p>
+    <w:p>
+      <w:pPr>
+        <w:spacing w:before="0" w:after="110" w:line="300" w:lineRule="auto"/>
+      </w:pPr>
+      <w:r>
+        <w:rPr>
+          <w:rFonts w:ascii="Times New Roman" w:hAnsi="Times New Roman" w:eastAsia="Malgun Gothic"/>
+          <w:b/>
+          <w:i w:val="0"/>
+          <w:sz w:val="22"/>
+        </w:rPr>
+        <w:t xml:space="preserve">Марина: </w:t>
+      </w:r>
+      <w:r>
+        <w:rPr>
+          <w:rFonts w:ascii="Times New Roman" w:hAnsi="Times New Roman" w:eastAsia="Malgun Gothic"/>
+          <w:b w:val="0"/>
+          <w:i w:val="0"/>
+          <w:sz w:val="22"/>
+        </w:rPr>
+        <w:t>Не разбежимся, Семён Иванович. Нам бежать некуда — мы уже приехали.</w:t>
+      </w:r>
+    </w:p>
+    <w:p>
+      <w:pPr>
+        <w:spacing w:before="0" w:after="110" w:line="300" w:lineRule="auto"/>
+      </w:pPr>
+      <w:r>
+        <w:rPr>
+          <w:rFonts w:ascii="Times New Roman" w:hAnsi="Times New Roman" w:eastAsia="Malgun Gothic"/>
+          <w:b/>
+          <w:i w:val="0"/>
+          <w:sz w:val="22"/>
+        </w:rPr>
+        <w:t xml:space="preserve">Катя: </w:t>
+      </w:r>
+      <w:r>
+        <w:rPr>
+          <w:rFonts w:ascii="Times New Roman" w:hAnsi="Times New Roman" w:eastAsia="Malgun Gothic"/>
+          <w:b w:val="0"/>
+          <w:i w:val="0"/>
+          <w:sz w:val="22"/>
+        </w:rPr>
+        <w:t>Пойдёмте, я провожу вас до метро. Держитесь за мной и не теряйтесь.</w:t>
+      </w:r>
+    </w:p>
+    <w:p>
+      <w:pPr>
+        <w:spacing w:before="0" w:after="110" w:line="300" w:lineRule="auto"/>
+      </w:pPr>
+      <w:r>
+        <w:rPr>
+          <w:rFonts w:ascii="Times New Roman" w:hAnsi="Times New Roman" w:eastAsia="Malgun Gothic"/>
+          <w:b/>
+          <w:i w:val="0"/>
+          <w:sz w:val="22"/>
+        </w:rPr>
+        <w:t xml:space="preserve">Семён: </w:t>
+      </w:r>
+      <w:r>
+        <w:rPr>
+          <w:rFonts w:ascii="Times New Roman" w:hAnsi="Times New Roman" w:eastAsia="Malgun Gothic"/>
+          <w:b w:val="0"/>
+          <w:i w:val="0"/>
+          <w:sz w:val="22"/>
+        </w:rPr>
+        <w:t>В метро? С сумками? Ну, Галя, держись за меня.</w:t>
+      </w:r>
+    </w:p>
+    <w:p>
+      <w:pPr>
+        <w:spacing w:before="0" w:after="110" w:line="300" w:lineRule="auto"/>
+      </w:pPr>
+      <w:r>
+        <w:rPr>
+          <w:rFonts w:ascii="Times New Roman" w:hAnsi="Times New Roman" w:eastAsia="Malgun Gothic"/>
+          <w:b/>
+          <w:i w:val="0"/>
+          <w:sz w:val="22"/>
+        </w:rPr>
+        <w:t xml:space="preserve">Галина: </w:t>
+      </w:r>
+      <w:r>
+        <w:rPr>
+          <w:rFonts w:ascii="Times New Roman" w:hAnsi="Times New Roman" w:eastAsia="Malgun Gothic"/>
+          <w:b w:val="0"/>
+          <w:i w:val="0"/>
+          <w:sz w:val="22"/>
+        </w:rPr>
+        <w:t>Держусь. Ты сам главное не потеряйся, герой.</w:t>
       </w:r>
     </w:p>
     <w:p>
@@ -1075,7 +1559,7 @@
           <w:color w:val="1F3864"/>
           <w:sz w:val="26"/>
         </w:rPr>
-        <w:t>장면 5 — 연단 뒤, 연설 직전</w:t>
+        <w:t>장면 5 — 집회 당일, 경찰과의 마찰</w:t>
       </w:r>
     </w:p>
     <w:p>
@@ -1089,7 +1573,7 @@
           <w:i w:val="0"/>
           <w:sz w:val="22"/>
         </w:rPr>
-        <w:t xml:space="preserve">Людмила: </w:t>
+        <w:t xml:space="preserve">Белов: </w:t>
       </w:r>
       <w:r>
         <w:rPr>
@@ -1098,7 +1582,182 @@
           <w:i w:val="0"/>
           <w:sz w:val="22"/>
         </w:rPr>
-        <w:t xml:space="preserve">Алексей Николаевич! </w:t>
+        <w:t>Кто организатор мероприятия?</w:t>
+      </w:r>
+    </w:p>
+    <w:p>
+      <w:pPr>
+        <w:spacing w:before="0" w:after="110" w:line="300" w:lineRule="auto"/>
+      </w:pPr>
+      <w:r>
+        <w:rPr>
+          <w:rFonts w:ascii="Times New Roman" w:hAnsi="Times New Roman" w:eastAsia="Malgun Gothic"/>
+          <w:b/>
+          <w:i w:val="0"/>
+          <w:sz w:val="22"/>
+        </w:rPr>
+        <w:t xml:space="preserve">Лёша: </w:t>
+      </w:r>
+      <w:r>
+        <w:rPr>
+          <w:rFonts w:ascii="Times New Roman" w:hAnsi="Times New Roman" w:eastAsia="Malgun Gothic"/>
+          <w:b w:val="0"/>
+          <w:i w:val="0"/>
+          <w:sz w:val="22"/>
+        </w:rPr>
+        <w:t>Я. Алексей Орлов, руководитель организации «Свет».</w:t>
+      </w:r>
+    </w:p>
+    <w:p>
+      <w:pPr>
+        <w:spacing w:before="0" w:after="110" w:line="300" w:lineRule="auto"/>
+      </w:pPr>
+      <w:r>
+        <w:rPr>
+          <w:rFonts w:ascii="Times New Roman" w:hAnsi="Times New Roman" w:eastAsia="Malgun Gothic"/>
+          <w:b/>
+          <w:i w:val="0"/>
+          <w:sz w:val="22"/>
+        </w:rPr>
+        <w:t xml:space="preserve">Белов: </w:t>
+      </w:r>
+      <w:r>
+        <w:rPr>
+          <w:rFonts w:ascii="Times New Roman" w:hAnsi="Times New Roman" w:eastAsia="Malgun Gothic"/>
+          <w:b w:val="0"/>
+          <w:i w:val="0"/>
+          <w:sz w:val="22"/>
+        </w:rPr>
+        <w:t>Капитан Белов. У вас согласована площадь Революции. Но людей собралось больше заявленного числа. Придётся ограничивать доступ.</w:t>
+      </w:r>
+    </w:p>
+    <w:p>
+      <w:pPr>
+        <w:spacing w:before="0" w:after="110" w:line="300" w:lineRule="auto"/>
+      </w:pPr>
+      <w:r>
+        <w:rPr>
+          <w:rFonts w:ascii="Times New Roman" w:hAnsi="Times New Roman" w:eastAsia="Malgun Gothic"/>
+          <w:b/>
+          <w:i w:val="0"/>
+          <w:sz w:val="22"/>
+        </w:rPr>
+        <w:t xml:space="preserve">Лёша: </w:t>
+      </w:r>
+      <w:r>
+        <w:rPr>
+          <w:rFonts w:ascii="Times New Roman" w:hAnsi="Times New Roman" w:eastAsia="Malgun Gothic"/>
+          <w:b w:val="0"/>
+          <w:i w:val="0"/>
+          <w:sz w:val="22"/>
+        </w:rPr>
+        <w:t>Люди пришли добровольно и мирно. Мы не можем и не будем никого прогонять.</w:t>
+      </w:r>
+    </w:p>
+    <w:p>
+      <w:pPr>
+        <w:spacing w:before="0" w:after="110" w:line="300" w:lineRule="auto"/>
+      </w:pPr>
+      <w:r>
+        <w:rPr>
+          <w:rFonts w:ascii="Times New Roman" w:hAnsi="Times New Roman" w:eastAsia="Malgun Gothic"/>
+          <w:b/>
+          <w:i w:val="0"/>
+          <w:sz w:val="22"/>
+        </w:rPr>
+        <w:t xml:space="preserve">Белов: </w:t>
+      </w:r>
+      <w:r>
+        <w:rPr>
+          <w:rFonts w:ascii="Times New Roman" w:hAnsi="Times New Roman" w:eastAsia="Malgun Gothic"/>
+          <w:b w:val="0"/>
+          <w:i w:val="0"/>
+          <w:sz w:val="22"/>
+        </w:rPr>
+        <w:t>Тогда обязан предупредить: превышение заявленной численности — административное нарушение. Ответственность на вас как на организаторе.</w:t>
+      </w:r>
+    </w:p>
+    <w:p>
+      <w:pPr>
+        <w:spacing w:before="0" w:after="110" w:line="300" w:lineRule="auto"/>
+      </w:pPr>
+      <w:r>
+        <w:rPr>
+          <w:rFonts w:ascii="Times New Roman" w:hAnsi="Times New Roman" w:eastAsia="Malgun Gothic"/>
+          <w:b/>
+          <w:i w:val="0"/>
+          <w:sz w:val="22"/>
+        </w:rPr>
+        <w:t xml:space="preserve">Лёша: </w:t>
+      </w:r>
+      <w:r>
+        <w:rPr>
+          <w:rFonts w:ascii="Times New Roman" w:hAnsi="Times New Roman" w:eastAsia="Malgun Gothic"/>
+          <w:b w:val="0"/>
+          <w:i w:val="0"/>
+          <w:sz w:val="22"/>
+        </w:rPr>
+        <w:t>Капитан, здесь тысячи мирных людей, пришедших почтить память человека и поддержать справедливость. Надеюсь, вы не станете разгонять их силой из-за формальности.</w:t>
+      </w:r>
+    </w:p>
+    <w:p>
+      <w:pPr>
+        <w:spacing w:before="0" w:after="110" w:line="300" w:lineRule="auto"/>
+      </w:pPr>
+      <w:r>
+        <w:rPr>
+          <w:rFonts w:ascii="Times New Roman" w:hAnsi="Times New Roman" w:eastAsia="Malgun Gothic"/>
+          <w:b/>
+          <w:i w:val="0"/>
+          <w:sz w:val="22"/>
+        </w:rPr>
+        <w:t xml:space="preserve">Белов: </w:t>
+      </w:r>
+      <w:r>
+        <w:rPr>
+          <w:rFonts w:ascii="Times New Roman" w:hAnsi="Times New Roman" w:eastAsia="Malgun Gothic"/>
+          <w:b w:val="0"/>
+          <w:i w:val="0"/>
+          <w:sz w:val="22"/>
+        </w:rPr>
+        <w:t>Формальность, Орлов, — это то, из чего состоит моя работа. Уберите формальности — останемся толпа и я.</w:t>
+      </w:r>
+    </w:p>
+    <w:p>
+      <w:pPr>
+        <w:spacing w:before="0" w:after="110" w:line="300" w:lineRule="auto"/>
+      </w:pPr>
+      <w:r>
+        <w:rPr>
+          <w:rFonts w:ascii="Times New Roman" w:hAnsi="Times New Roman" w:eastAsia="Malgun Gothic"/>
+          <w:b/>
+          <w:i w:val="0"/>
+          <w:sz w:val="22"/>
+        </w:rPr>
+        <w:t xml:space="preserve">Лёша: </w:t>
+      </w:r>
+      <w:r>
+        <w:rPr>
+          <w:rFonts w:ascii="Times New Roman" w:hAnsi="Times New Roman" w:eastAsia="Malgun Gothic"/>
+          <w:b w:val="0"/>
+          <w:i w:val="0"/>
+          <w:sz w:val="22"/>
+        </w:rPr>
+        <w:t>Здесь нет толпы, капитан. Посмотрите: пенсионеры, ткачихи, вдова с портретом. Они приехали за тысячи километров, чтобы постоять молча.</w:t>
+      </w:r>
+    </w:p>
+    <w:p>
+      <w:pPr>
+        <w:spacing w:before="0" w:after="110" w:line="300" w:lineRule="auto"/>
+      </w:pPr>
+      <w:r>
+        <w:rPr>
+          <w:rFonts w:ascii="Times New Roman" w:hAnsi="Times New Roman" w:eastAsia="Malgun Gothic"/>
+          <w:b/>
+          <w:i w:val="0"/>
+          <w:sz w:val="22"/>
+        </w:rPr>
+        <w:t xml:space="preserve">Белов: </w:t>
       </w:r>
       <w:r>
         <w:rPr>
@@ -1108,7 +1767,7 @@
           <w:color w:val="555555"/>
           <w:sz w:val="22"/>
         </w:rPr>
-        <w:t>(протискивается к нему с портретом мужа)</w:t>
+        <w:t>(пауза, смотрит на толпу)</w:t>
       </w:r>
       <w:r>
         <w:rPr>
@@ -1117,7 +1776,7 @@
           <w:i w:val="0"/>
           <w:sz w:val="22"/>
         </w:rPr>
-        <w:t xml:space="preserve"> Узнали?</w:t>
+        <w:t xml:space="preserve"> Вон та женщина с портретом — кто это на фотографии?</w:t>
       </w:r>
     </w:p>
     <w:p>
@@ -1140,7 +1799,7 @@
           <w:i w:val="0"/>
           <w:sz w:val="22"/>
         </w:rPr>
-        <w:t>Людмила… Как я мог не узнать. Вы прямо с поезда?</w:t>
+        <w:t>Её муж. Погиб при взрыве на «Сибзаводе». Вентиляцию не починили, хотя он предупреждал.</w:t>
       </w:r>
     </w:p>
     <w:p>
@@ -1154,99 +1813,7 @@
           <w:i w:val="0"/>
           <w:sz w:val="22"/>
         </w:rPr>
-        <w:t xml:space="preserve">Людмила: </w:t>
-      </w:r>
-      <w:r>
-        <w:rPr>
-          <w:rFonts w:ascii="Times New Roman" w:hAnsi="Times New Roman" w:eastAsia="Malgun Gothic"/>
-          <w:b w:val="0"/>
-          <w:i w:val="0"/>
-          <w:sz w:val="22"/>
-        </w:rPr>
-        <w:t>Двое суток в плацкарте. Ничего, мы привычные. Я вот что хотела сказать… Вы тогда, в первый раз, сказали мне: «Я ничего не обещаю». Помните?</w:t>
-      </w:r>
-    </w:p>
-    <w:p>
-      <w:pPr>
-        <w:spacing w:before="0" w:after="110" w:line="300" w:lineRule="auto"/>
-      </w:pPr>
-      <w:r>
-        <w:rPr>
-          <w:rFonts w:ascii="Times New Roman" w:hAnsi="Times New Roman" w:eastAsia="Malgun Gothic"/>
-          <w:b/>
-          <w:i w:val="0"/>
-          <w:sz w:val="22"/>
-        </w:rPr>
-        <w:t xml:space="preserve">Лёша: </w:t>
-      </w:r>
-      <w:r>
-        <w:rPr>
-          <w:rFonts w:ascii="Times New Roman" w:hAnsi="Times New Roman" w:eastAsia="Malgun Gothic"/>
-          <w:b w:val="0"/>
-          <w:i w:val="0"/>
-          <w:sz w:val="22"/>
-        </w:rPr>
-        <w:t>Помню. Мне было стыдно, что больше ничего не могу сказать.</w:t>
-      </w:r>
-    </w:p>
-    <w:p>
-      <w:pPr>
-        <w:spacing w:before="0" w:after="110" w:line="300" w:lineRule="auto"/>
-      </w:pPr>
-      <w:r>
-        <w:rPr>
-          <w:rFonts w:ascii="Times New Roman" w:hAnsi="Times New Roman" w:eastAsia="Malgun Gothic"/>
-          <w:b/>
-          <w:i w:val="0"/>
-          <w:sz w:val="22"/>
-        </w:rPr>
-        <w:t xml:space="preserve">Людмила: </w:t>
-      </w:r>
-      <w:r>
-        <w:rPr>
-          <w:rFonts w:ascii="Times New Roman" w:hAnsi="Times New Roman" w:eastAsia="Malgun Gothic"/>
-          <w:b w:val="0"/>
-          <w:i w:val="0"/>
-          <w:sz w:val="22"/>
-        </w:rPr>
-        <w:t>А мне потом ни разу не было стыдно, что я вам поверила. Вот. Идите и скажите им про моего мужа.</w:t>
-      </w:r>
-    </w:p>
-    <w:p>
-      <w:pPr>
-        <w:spacing w:before="0" w:after="110" w:line="300" w:lineRule="auto"/>
-      </w:pPr>
-      <w:r>
-        <w:rPr>
-          <w:rFonts w:ascii="Times New Roman" w:hAnsi="Times New Roman" w:eastAsia="Malgun Gothic"/>
-          <w:b/>
-          <w:i w:val="0"/>
-          <w:sz w:val="22"/>
-        </w:rPr>
-        <w:t xml:space="preserve">Лёша: </w:t>
-      </w:r>
-      <w:r>
-        <w:rPr>
-          <w:rFonts w:ascii="Times New Roman" w:hAnsi="Times New Roman" w:eastAsia="Malgun Gothic"/>
-          <w:b w:val="0"/>
-          <w:i w:val="0"/>
-          <w:sz w:val="22"/>
-        </w:rPr>
-        <w:t>Скажу. Теперь уже обещаю.</w:t>
-      </w:r>
-    </w:p>
-    <w:p>
-      <w:pPr>
-        <w:spacing w:before="0" w:after="110" w:line="300" w:lineRule="auto"/>
-      </w:pPr>
-      <w:r>
-        <w:rPr>
-          <w:rFonts w:ascii="Times New Roman" w:hAnsi="Times New Roman" w:eastAsia="Malgun Gothic"/>
-          <w:b/>
-          <w:i w:val="0"/>
-          <w:sz w:val="22"/>
-        </w:rPr>
-        <w:t xml:space="preserve">Семён: </w:t>
+        <w:t xml:space="preserve">Белов: </w:t>
       </w:r>
       <w:r>
         <w:rPr>
@@ -1256,7 +1823,7 @@
           <w:color w:val="555555"/>
           <w:sz w:val="22"/>
         </w:rPr>
-        <w:t>(сзади, басом)</w:t>
+        <w:t>(долго молчит)</w:t>
       </w:r>
       <w:r>
         <w:rPr>
@@ -1265,7 +1832,26 @@
           <w:i w:val="0"/>
           <w:sz w:val="22"/>
         </w:rPr>
-        <w:t xml:space="preserve"> И про вентиляцию скажи, Алексей Николаевич. Чтоб все слышали.</w:t>
+        <w:t xml:space="preserve"> У меня отец тридцать лет на заводе в Туле отработал. </w:t>
+      </w:r>
+      <w:r>
+        <w:rPr>
+          <w:rFonts w:ascii="Times New Roman" w:hAnsi="Times New Roman" w:eastAsia="Malgun Gothic"/>
+          <w:b w:val="0"/>
+          <w:i/>
+          <w:color w:val="555555"/>
+          <w:sz w:val="22"/>
+        </w:rPr>
+        <w:t>(сухо)</w:t>
+      </w:r>
+      <w:r>
+        <w:rPr>
+          <w:rFonts w:ascii="Times New Roman" w:hAnsi="Times New Roman" w:eastAsia="Malgun Gothic"/>
+          <w:b w:val="0"/>
+          <w:i w:val="0"/>
+          <w:sz w:val="22"/>
+        </w:rPr>
+        <w:t xml:space="preserve"> Посмотрим на поведение толпы. Пока — работайте. Но без провокаций.</w:t>
       </w:r>
     </w:p>
     <w:p>
@@ -1288,7 +1874,105 @@
           <w:i w:val="0"/>
           <w:sz w:val="22"/>
         </w:rPr>
-        <w:t>И про вентиляцию. Слово в слово.</w:t>
+        <w:t>Без провокаций. Даю слово.</w:t>
+      </w:r>
+    </w:p>
+    <w:p>
+      <w:pPr>
+        <w:spacing w:before="0" w:after="110" w:line="300" w:lineRule="auto"/>
+      </w:pPr>
+      <w:r>
+        <w:rPr>
+          <w:rFonts w:ascii="Times New Roman" w:hAnsi="Times New Roman" w:eastAsia="Malgun Gothic"/>
+          <w:b/>
+          <w:i w:val="0"/>
+          <w:sz w:val="22"/>
+        </w:rPr>
+        <w:t xml:space="preserve">Белов: </w:t>
+      </w:r>
+      <w:r>
+        <w:rPr>
+          <w:rFonts w:ascii="Times New Roman" w:hAnsi="Times New Roman" w:eastAsia="Malgun Gothic"/>
+          <w:b w:val="0"/>
+          <w:i w:val="0"/>
+          <w:sz w:val="22"/>
+        </w:rPr>
+        <w:t>Слово ваше меня мало волнует, Орлов. Рапорт потом писать мне, а не вам.</w:t>
+      </w:r>
+    </w:p>
+    <w:p>
+      <w:pPr>
+        <w:spacing w:before="0" w:after="110" w:line="300" w:lineRule="auto"/>
+      </w:pPr>
+      <w:r>
+        <w:rPr>
+          <w:rFonts w:ascii="Times New Roman" w:hAnsi="Times New Roman" w:eastAsia="Malgun Gothic"/>
+          <w:b/>
+          <w:i w:val="0"/>
+          <w:sz w:val="22"/>
+        </w:rPr>
+        <w:t xml:space="preserve">Лёша: </w:t>
+      </w:r>
+      <w:r>
+        <w:rPr>
+          <w:rFonts w:ascii="Times New Roman" w:hAnsi="Times New Roman" w:eastAsia="Malgun Gothic"/>
+          <w:b w:val="0"/>
+          <w:i w:val="0"/>
+          <w:sz w:val="22"/>
+        </w:rPr>
+        <w:t>Тогда напишите в рапорте правду. Этого будет достаточно.</w:t>
+      </w:r>
+    </w:p>
+    <w:p>
+      <w:pPr>
+        <w:spacing w:before="0" w:after="110" w:line="300" w:lineRule="auto"/>
+      </w:pPr>
+      <w:r>
+        <w:rPr>
+          <w:rFonts w:ascii="Times New Roman" w:hAnsi="Times New Roman" w:eastAsia="Malgun Gothic"/>
+          <w:b/>
+          <w:i w:val="0"/>
+          <w:sz w:val="22"/>
+        </w:rPr>
+        <w:t xml:space="preserve">Белов: </w:t>
+      </w:r>
+      <w:r>
+        <w:rPr>
+          <w:rFonts w:ascii="Times New Roman" w:hAnsi="Times New Roman" w:eastAsia="Malgun Gothic"/>
+          <w:b w:val="0"/>
+          <w:i/>
+          <w:color w:val="555555"/>
+          <w:sz w:val="22"/>
+        </w:rPr>
+        <w:t>(усмехается краешком губ)</w:t>
+      </w:r>
+      <w:r>
+        <w:rPr>
+          <w:rFonts w:ascii="Times New Roman" w:hAnsi="Times New Roman" w:eastAsia="Malgun Gothic"/>
+          <w:b w:val="0"/>
+          <w:i w:val="0"/>
+          <w:sz w:val="22"/>
+        </w:rPr>
+        <w:t xml:space="preserve"> Правду. Скажете тоже. </w:t>
+      </w:r>
+      <w:r>
+        <w:rPr>
+          <w:rFonts w:ascii="Times New Roman" w:hAnsi="Times New Roman" w:eastAsia="Malgun Gothic"/>
+          <w:b w:val="0"/>
+          <w:i/>
+          <w:color w:val="555555"/>
+          <w:sz w:val="22"/>
+        </w:rPr>
+        <w:t>(в рацию)</w:t>
+      </w:r>
+      <w:r>
+        <w:rPr>
+          <w:rFonts w:ascii="Times New Roman" w:hAnsi="Times New Roman" w:eastAsia="Malgun Gothic"/>
+          <w:b w:val="0"/>
+          <w:i w:val="0"/>
+          <w:sz w:val="22"/>
+        </w:rPr>
+        <w:t xml:space="preserve"> Оцепление держим по периметру, в толпу не заходим. Повторяю: в толпу не заходим.</w:t>
       </w:r>
     </w:p>
     <w:p>
@@ -1304,7 +1988,7 @@
           <w:color w:val="1F3864"/>
           <w:sz w:val="26"/>
         </w:rPr>
-        <w:t>장면 6 — 료샤의 연설</w:t>
+        <w:t>장면 6 — 연단 뒤, 연설 직전</w:t>
       </w:r>
     </w:p>
     <w:p>
@@ -1318,7 +2002,16 @@
           <w:i w:val="0"/>
           <w:sz w:val="22"/>
         </w:rPr>
-        <w:t xml:space="preserve">Лёша: </w:t>
+        <w:t xml:space="preserve">Людмила: </w:t>
+      </w:r>
+      <w:r>
+        <w:rPr>
+          <w:rFonts w:ascii="Times New Roman" w:hAnsi="Times New Roman" w:eastAsia="Malgun Gothic"/>
+          <w:b w:val="0"/>
+          <w:i w:val="0"/>
+          <w:sz w:val="22"/>
+        </w:rPr>
+        <w:t xml:space="preserve">Алексей Николаевич! </w:t>
       </w:r>
       <w:r>
         <w:rPr>
@@ -1328,7 +2021,7 @@
           <w:color w:val="555555"/>
           <w:sz w:val="22"/>
         </w:rPr>
-        <w:t>(поднимается на импровизированную трибуну, голос сначала дрожит)</w:t>
+        <w:t>(протискивается к нему с портретом мужа)</w:t>
       </w:r>
       <w:r>
         <w:rPr>
@@ -1337,7 +2030,7 @@
           <w:i w:val="0"/>
           <w:sz w:val="22"/>
         </w:rPr>
-        <w:t xml:space="preserve"> Здравствуйте… Меня зовут Алексей Орлов. Меньше года назад я был просто провинциальным адвокатом в городе, о котором многие из вас никогда не слышали.</w:t>
+        <w:t xml:space="preserve"> Узнали?</w:t>
       </w:r>
     </w:p>
     <w:p>
@@ -1360,7 +2053,7 @@
           <w:i w:val="0"/>
           <w:sz w:val="22"/>
         </w:rPr>
-        <w:t>Моего учителя звали Виктор Быков. Тридцать пять лет он защищал тех, кого система хотела сделать невидимыми. Его убила не пуля и не нож. Его убили восемь дней в СИЗО — допросы, «падение» на лестнице, четыре дня без лекарств от давления. Сердце не выдержало в тот же вечер, когда его отпустили. А посадили его за то, что он честно делал свою работу.</w:t>
+        <w:t>Людмила… Как я мог не узнать. Вы прямо с поезда?</w:t>
       </w:r>
     </w:p>
     <w:p>
@@ -1374,7 +2067,99 @@
           <w:i w:val="0"/>
           <w:sz w:val="22"/>
         </w:rPr>
+        <w:t xml:space="preserve">Людмила: </w:t>
+      </w:r>
+      <w:r>
+        <w:rPr>
+          <w:rFonts w:ascii="Times New Roman" w:hAnsi="Times New Roman" w:eastAsia="Malgun Gothic"/>
+          <w:b w:val="0"/>
+          <w:i w:val="0"/>
+          <w:sz w:val="22"/>
+        </w:rPr>
+        <w:t>Двое суток в плацкарте. Ничего, мы привычные. Я вот что хотела сказать… Вы тогда, в первый раз, сказали мне: «Я ничего не обещаю». Помните?</w:t>
+      </w:r>
+    </w:p>
+    <w:p>
+      <w:pPr>
+        <w:spacing w:before="0" w:after="110" w:line="300" w:lineRule="auto"/>
+      </w:pPr>
+      <w:r>
+        <w:rPr>
+          <w:rFonts w:ascii="Times New Roman" w:hAnsi="Times New Roman" w:eastAsia="Malgun Gothic"/>
+          <w:b/>
+          <w:i w:val="0"/>
+          <w:sz w:val="22"/>
+        </w:rPr>
         <w:t xml:space="preserve">Лёша: </w:t>
+      </w:r>
+      <w:r>
+        <w:rPr>
+          <w:rFonts w:ascii="Times New Roman" w:hAnsi="Times New Roman" w:eastAsia="Malgun Gothic"/>
+          <w:b w:val="0"/>
+          <w:i w:val="0"/>
+          <w:sz w:val="22"/>
+        </w:rPr>
+        <w:t>Помню. Мне было стыдно, что больше ничего не могу сказать.</w:t>
+      </w:r>
+    </w:p>
+    <w:p>
+      <w:pPr>
+        <w:spacing w:before="0" w:after="110" w:line="300" w:lineRule="auto"/>
+      </w:pPr>
+      <w:r>
+        <w:rPr>
+          <w:rFonts w:ascii="Times New Roman" w:hAnsi="Times New Roman" w:eastAsia="Malgun Gothic"/>
+          <w:b/>
+          <w:i w:val="0"/>
+          <w:sz w:val="22"/>
+        </w:rPr>
+        <w:t xml:space="preserve">Людмила: </w:t>
+      </w:r>
+      <w:r>
+        <w:rPr>
+          <w:rFonts w:ascii="Times New Roman" w:hAnsi="Times New Roman" w:eastAsia="Malgun Gothic"/>
+          <w:b w:val="0"/>
+          <w:i w:val="0"/>
+          <w:sz w:val="22"/>
+        </w:rPr>
+        <w:t>А мне потом ни разу не было стыдно, что я вам поверила. Вот. Идите и скажите им про моего мужа.</w:t>
+      </w:r>
+    </w:p>
+    <w:p>
+      <w:pPr>
+        <w:spacing w:before="0" w:after="110" w:line="300" w:lineRule="auto"/>
+      </w:pPr>
+      <w:r>
+        <w:rPr>
+          <w:rFonts w:ascii="Times New Roman" w:hAnsi="Times New Roman" w:eastAsia="Malgun Gothic"/>
+          <w:b/>
+          <w:i w:val="0"/>
+          <w:sz w:val="22"/>
+        </w:rPr>
+        <w:t xml:space="preserve">Лёша: </w:t>
+      </w:r>
+      <w:r>
+        <w:rPr>
+          <w:rFonts w:ascii="Times New Roman" w:hAnsi="Times New Roman" w:eastAsia="Malgun Gothic"/>
+          <w:b w:val="0"/>
+          <w:i w:val="0"/>
+          <w:sz w:val="22"/>
+        </w:rPr>
+        <w:t>Скажу. Теперь уже обещаю.</w:t>
+      </w:r>
+    </w:p>
+    <w:p>
+      <w:pPr>
+        <w:spacing w:before="0" w:after="110" w:line="300" w:lineRule="auto"/>
+      </w:pPr>
+      <w:r>
+        <w:rPr>
+          <w:rFonts w:ascii="Times New Roman" w:hAnsi="Times New Roman" w:eastAsia="Malgun Gothic"/>
+          <w:b/>
+          <w:i w:val="0"/>
+          <w:sz w:val="22"/>
+        </w:rPr>
+        <w:t xml:space="preserve">Семён: </w:t>
       </w:r>
       <w:r>
         <w:rPr>
@@ -1384,7 +2169,7 @@
           <w:color w:val="555555"/>
           <w:sz w:val="22"/>
         </w:rPr>
-        <w:t>(голос крепнет)</w:t>
+        <w:t>(сзади, басом)</w:t>
       </w:r>
       <w:r>
         <w:rPr>
@@ -1393,7 +2178,7 @@
           <w:i w:val="0"/>
           <w:sz w:val="22"/>
         </w:rPr>
-        <w:t xml:space="preserve"> Я стою здесь не ради мести. Он сам бы это запретил. Я стою здесь, потому что он научил меня одной вещи: правда не перестаёт быть правдой оттого, что она невыгодна кому-то наверху.</w:t>
+        <w:t xml:space="preserve"> И про вентиляцию скажи, Алексей Николаевич. Чтоб все слышали.</w:t>
       </w:r>
     </w:p>
     <w:p>
@@ -1416,7 +2201,7 @@
           <w:i w:val="0"/>
           <w:sz w:val="22"/>
         </w:rPr>
-        <w:t>Муж Людмилы Сафроновой за неделю до взрыва предупредил начальство, что вентиляция неисправна. Его не услышали. Сегодня с нами семьи «Сибзавода», работницы «Новтекса», жители Тайболы, шахтёры Пермского края. Разные истории, разные города — но одна и та же болезнь. Деньги, которые важнее людей. Молчание, которое покупают, как товар.</w:t>
+        <w:t>И про вентиляцию. Слово в слово.</w:t>
       </w:r>
     </w:p>
     <w:p>
@@ -1430,7 +2215,17 @@
           <w:i w:val="0"/>
           <w:sz w:val="22"/>
         </w:rPr>
-        <w:t xml:space="preserve">Лёша: </w:t>
+        <w:t xml:space="preserve">Катя: </w:t>
+      </w:r>
+      <w:r>
+        <w:rPr>
+          <w:rFonts w:ascii="Times New Roman" w:hAnsi="Times New Roman" w:eastAsia="Malgun Gothic"/>
+          <w:b w:val="0"/>
+          <w:i/>
+          <w:color w:val="555555"/>
+          <w:sz w:val="22"/>
+        </w:rPr>
+        <w:t>(подбегает)</w:t>
       </w:r>
       <w:r>
         <w:rPr>
@@ -1439,7 +2234,63 @@
           <w:i w:val="0"/>
           <w:sz w:val="22"/>
         </w:rPr>
-        <w:t>Мы здесь не для того, чтобы кого-то свергать. Мы здесь, чтобы сказать простую вещь: закон должен работать одинаково для всех. Для директора завода и для его рабочего. Для министра и для водителя автобуса. Пока это не так — мы будем стоять здесь. Снова и снова, сколько потребуется.</w:t>
+        <w:t xml:space="preserve"> Алексей Николаевич, микрофон работает, колонки проверили. Две минуты.</w:t>
+      </w:r>
+    </w:p>
+    <w:p>
+      <w:pPr>
+        <w:spacing w:before="0" w:after="110" w:line="300" w:lineRule="auto"/>
+      </w:pPr>
+      <w:r>
+        <w:rPr>
+          <w:rFonts w:ascii="Times New Roman" w:hAnsi="Times New Roman" w:eastAsia="Malgun Gothic"/>
+          <w:b/>
+          <w:i w:val="0"/>
+          <w:sz w:val="22"/>
+        </w:rPr>
+        <w:t xml:space="preserve">Лёша: </w:t>
+      </w:r>
+      <w:r>
+        <w:rPr>
+          <w:rFonts w:ascii="Times New Roman" w:hAnsi="Times New Roman" w:eastAsia="Malgun Gothic"/>
+          <w:b w:val="0"/>
+          <w:i/>
+          <w:color w:val="555555"/>
+          <w:sz w:val="22"/>
+        </w:rPr>
+        <w:t>(выдыхает)</w:t>
+      </w:r>
+      <w:r>
+        <w:rPr>
+          <w:rFonts w:ascii="Times New Roman" w:hAnsi="Times New Roman" w:eastAsia="Malgun Gothic"/>
+          <w:b w:val="0"/>
+          <w:i w:val="0"/>
+          <w:sz w:val="22"/>
+        </w:rPr>
+        <w:t xml:space="preserve"> Две минуты.</w:t>
+      </w:r>
+    </w:p>
+    <w:p>
+      <w:pPr>
+        <w:spacing w:before="0" w:after="110" w:line="300" w:lineRule="auto"/>
+      </w:pPr>
+      <w:r>
+        <w:rPr>
+          <w:rFonts w:ascii="Times New Roman" w:hAnsi="Times New Roman" w:eastAsia="Malgun Gothic"/>
+          <w:b/>
+          <w:i w:val="0"/>
+          <w:sz w:val="22"/>
+        </w:rPr>
+        <w:t xml:space="preserve">Семён: </w:t>
+      </w:r>
+      <w:r>
+        <w:rPr>
+          <w:rFonts w:ascii="Times New Roman" w:hAnsi="Times New Roman" w:eastAsia="Malgun Gothic"/>
+          <w:b w:val="0"/>
+          <w:i w:val="0"/>
+          <w:sz w:val="22"/>
+        </w:rPr>
+        <w:t>Ты это… не торопись там. Мы никуда не уходим.</w:t>
       </w:r>
     </w:p>
     <w:p>
@@ -1455,13 +2306,22 @@
           <w:color w:val="1F3864"/>
           <w:sz w:val="26"/>
         </w:rPr>
-        <w:t>장면 7 — 군중의 반응</w:t>
+        <w:t>장면 7 — 료샤의 연설</w:t>
       </w:r>
     </w:p>
     <w:p>
       <w:pPr>
         <w:spacing w:before="0" w:after="110" w:line="300" w:lineRule="auto"/>
       </w:pPr>
+      <w:r>
+        <w:rPr>
+          <w:rFonts w:ascii="Times New Roman" w:hAnsi="Times New Roman" w:eastAsia="Malgun Gothic"/>
+          <w:b/>
+          <w:i w:val="0"/>
+          <w:sz w:val="22"/>
+        </w:rPr>
+        <w:t xml:space="preserve">Лёша: </w:t>
+      </w:r>
       <w:r>
         <w:rPr>
           <w:rFonts w:ascii="Times New Roman" w:hAnsi="Times New Roman" w:eastAsia="Malgun Gothic"/>
@@ -1470,7 +2330,16 @@
           <w:color w:val="555555"/>
           <w:sz w:val="22"/>
         </w:rPr>
-        <w:t>(толпа взрывается аплодисментами)</w:t>
+        <w:t>(поднимается на импровизированную трибуну, голос сначала дрожит)</w:t>
+      </w:r>
+      <w:r>
+        <w:rPr>
+          <w:rFonts w:ascii="Times New Roman" w:hAnsi="Times New Roman" w:eastAsia="Malgun Gothic"/>
+          <w:b w:val="0"/>
+          <w:i w:val="0"/>
+          <w:sz w:val="22"/>
+        </w:rPr>
+        <w:t xml:space="preserve"> Здравствуйте… Меня зовут Алексей Орлов. Меньше года назад я был просто провинциальным адвокатом в городе, о котором многие из вас никогда не слышали.</w:t>
       </w:r>
     </w:p>
     <w:p>
@@ -1484,7 +2353,30 @@
           <w:i w:val="0"/>
           <w:sz w:val="22"/>
         </w:rPr>
-        <w:t xml:space="preserve">Людмила: </w:t>
+        <w:t xml:space="preserve">Лёша: </w:t>
+      </w:r>
+      <w:r>
+        <w:rPr>
+          <w:rFonts w:ascii="Times New Roman" w:hAnsi="Times New Roman" w:eastAsia="Malgun Gothic"/>
+          <w:b w:val="0"/>
+          <w:i w:val="0"/>
+          <w:sz w:val="22"/>
+        </w:rPr>
+        <w:t>Моего учителя звали Виктор Быков. Тридцать пять лет он защищал тех, кого система хотела сделать невидимыми. Его убила не пуля и не нож. Его убили восемь дней в СИЗО — допросы, «падение» на лестнице, четыре дня без лекарств от давления. Сердце не выдержало в тот же вечер, когда его отпустили. А посадили его за то, что он честно делал свою работу.</w:t>
+      </w:r>
+    </w:p>
+    <w:p>
+      <w:pPr>
+        <w:spacing w:before="0" w:after="110" w:line="300" w:lineRule="auto"/>
+      </w:pPr>
+      <w:r>
+        <w:rPr>
+          <w:rFonts w:ascii="Times New Roman" w:hAnsi="Times New Roman" w:eastAsia="Malgun Gothic"/>
+          <w:b/>
+          <w:i w:val="0"/>
+          <w:sz w:val="22"/>
+        </w:rPr>
+        <w:t xml:space="preserve">Лёша: </w:t>
       </w:r>
       <w:r>
         <w:rPr>
@@ -1494,7 +2386,7 @@
           <w:color w:val="555555"/>
           <w:sz w:val="22"/>
         </w:rPr>
-        <w:t>(кричит из толпы, подняв портрет мужа)</w:t>
+        <w:t>(голос крепнет)</w:t>
       </w:r>
       <w:r>
         <w:rPr>
@@ -1503,7 +2395,7 @@
           <w:i w:val="0"/>
           <w:sz w:val="22"/>
         </w:rPr>
-        <w:t xml:space="preserve"> Спасибо! Спасибо вам, Алексей Николаевич!</w:t>
+        <w:t xml:space="preserve"> Я стою здесь не ради мести. Он сам бы это запретил. Я стою здесь, потому что он научил меня одной вещи: правда не перестаёт быть правдой оттого, что она невыгодна кому-то наверху.</w:t>
       </w:r>
     </w:p>
     <w:p>
@@ -1517,7 +2409,53 @@
           <w:i w:val="0"/>
           <w:sz w:val="22"/>
         </w:rPr>
-        <w:t xml:space="preserve">Марина: </w:t>
+        <w:t xml:space="preserve">Лёша: </w:t>
+      </w:r>
+      <w:r>
+        <w:rPr>
+          <w:rFonts w:ascii="Times New Roman" w:hAnsi="Times New Roman" w:eastAsia="Malgun Gothic"/>
+          <w:b w:val="0"/>
+          <w:i w:val="0"/>
+          <w:sz w:val="22"/>
+        </w:rPr>
+        <w:t>Муж Людмилы Сафроновой за неделю до взрыва предупредил начальство, что вентиляция неисправна. Его не услышали. Сегодня с нами семьи «Сибзавода», работницы «Новтекса», жители Тайболы, шахтёры Пермского края. Разные истории, разные города — но одна и та же болезнь. Деньги, которые важнее людей. Молчание, которое покупают, как товар.</w:t>
+      </w:r>
+    </w:p>
+    <w:p>
+      <w:pPr>
+        <w:spacing w:before="0" w:after="110" w:line="300" w:lineRule="auto"/>
+      </w:pPr>
+      <w:r>
+        <w:rPr>
+          <w:rFonts w:ascii="Times New Roman" w:hAnsi="Times New Roman" w:eastAsia="Malgun Gothic"/>
+          <w:b/>
+          <w:i w:val="0"/>
+          <w:sz w:val="22"/>
+        </w:rPr>
+        <w:t xml:space="preserve">Лёша: </w:t>
+      </w:r>
+      <w:r>
+        <w:rPr>
+          <w:rFonts w:ascii="Times New Roman" w:hAnsi="Times New Roman" w:eastAsia="Malgun Gothic"/>
+          <w:b w:val="0"/>
+          <w:i w:val="0"/>
+          <w:sz w:val="22"/>
+        </w:rPr>
+        <w:t>Мы здесь не для того, чтобы кого-то свергать. Мы здесь, чтобы сказать простую вещь: закон должен работать одинаково для всех. Для директора завода и для его рабочего. Для министра и для водителя автобуса. Пока это не так — мы будем стоять здесь. Снова и снова, сколько потребуется.</w:t>
+      </w:r>
+    </w:p>
+    <w:p>
+      <w:pPr>
+        <w:spacing w:before="0" w:after="110" w:line="300" w:lineRule="auto"/>
+      </w:pPr>
+      <w:r>
+        <w:rPr>
+          <w:rFonts w:ascii="Times New Roman" w:hAnsi="Times New Roman" w:eastAsia="Malgun Gothic"/>
+          <w:b/>
+          <w:i w:val="0"/>
+          <w:sz w:val="22"/>
+        </w:rPr>
+        <w:t xml:space="preserve">Лёша: </w:t>
       </w:r>
       <w:r>
         <w:rPr>
@@ -1527,7 +2465,7 @@
           <w:color w:val="555555"/>
           <w:sz w:val="22"/>
         </w:rPr>
-        <w:t>(обнимает стоящую рядом Галину)</w:t>
+        <w:t>(тише, словно только первому ряду)</w:t>
       </w:r>
       <w:r>
         <w:rPr>
@@ -1536,221 +2474,7 @@
           <w:i w:val="0"/>
           <w:sz w:val="22"/>
         </w:rPr>
-        <w:t xml:space="preserve"> Слышала? «Работницы Новтекса» — он сказал это на всю Москву!</w:t>
-      </w:r>
-    </w:p>
-    <w:p>
-      <w:pPr>
-        <w:spacing w:before="0" w:after="110" w:line="300" w:lineRule="auto"/>
-      </w:pPr>
-      <w:r>
-        <w:rPr>
-          <w:rFonts w:ascii="Times New Roman" w:hAnsi="Times New Roman" w:eastAsia="Malgun Gothic"/>
-          <w:b/>
-          <w:i w:val="0"/>
-          <w:sz w:val="22"/>
-        </w:rPr>
-        <w:t xml:space="preserve">Галина: </w:t>
-      </w:r>
-      <w:r>
-        <w:rPr>
-          <w:rFonts w:ascii="Times New Roman" w:hAnsi="Times New Roman" w:eastAsia="Malgun Gothic"/>
-          <w:b w:val="0"/>
-          <w:i w:val="0"/>
-          <w:sz w:val="22"/>
-        </w:rPr>
-        <w:t>Сеня, ты что, плачешь?</w:t>
-      </w:r>
-    </w:p>
-    <w:p>
-      <w:pPr>
-        <w:spacing w:before="0" w:after="110" w:line="300" w:lineRule="auto"/>
-      </w:pPr>
-      <w:r>
-        <w:rPr>
-          <w:rFonts w:ascii="Times New Roman" w:hAnsi="Times New Roman" w:eastAsia="Malgun Gothic"/>
-          <w:b/>
-          <w:i w:val="0"/>
-          <w:sz w:val="22"/>
-        </w:rPr>
-        <w:t xml:space="preserve">Семён: </w:t>
-      </w:r>
-      <w:r>
-        <w:rPr>
-          <w:rFonts w:ascii="Times New Roman" w:hAnsi="Times New Roman" w:eastAsia="Malgun Gothic"/>
-          <w:b w:val="0"/>
-          <w:i w:val="0"/>
-          <w:sz w:val="22"/>
-        </w:rPr>
-        <w:t>Не плачу. Пыль в глаз попала.</w:t>
-      </w:r>
-    </w:p>
-    <w:p>
-      <w:pPr>
-        <w:spacing w:before="0" w:after="110" w:line="300" w:lineRule="auto"/>
-      </w:pPr>
-      <w:r>
-        <w:rPr>
-          <w:rFonts w:ascii="Times New Roman" w:hAnsi="Times New Roman" w:eastAsia="Malgun Gothic"/>
-          <w:b/>
-          <w:i w:val="0"/>
-          <w:sz w:val="22"/>
-        </w:rPr>
-        <w:t xml:space="preserve">Галина: </w:t>
-      </w:r>
-      <w:r>
-        <w:rPr>
-          <w:rFonts w:ascii="Times New Roman" w:hAnsi="Times New Roman" w:eastAsia="Malgun Gothic"/>
-          <w:b w:val="0"/>
-          <w:i w:val="0"/>
-          <w:sz w:val="22"/>
-        </w:rPr>
-        <w:t>Какая пыль, Сеня, тут асфальт мокрый.</w:t>
-      </w:r>
-    </w:p>
-    <w:p>
-      <w:pPr>
-        <w:spacing w:before="0" w:after="110" w:line="300" w:lineRule="auto"/>
-      </w:pPr>
-      <w:r>
-        <w:rPr>
-          <w:rFonts w:ascii="Times New Roman" w:hAnsi="Times New Roman" w:eastAsia="Malgun Gothic"/>
-          <w:b/>
-          <w:i w:val="0"/>
-          <w:sz w:val="22"/>
-        </w:rPr>
-        <w:t xml:space="preserve">Семён: </w:t>
-      </w:r>
-      <w:r>
-        <w:rPr>
-          <w:rFonts w:ascii="Times New Roman" w:hAnsi="Times New Roman" w:eastAsia="Malgun Gothic"/>
-          <w:b w:val="0"/>
-          <w:i/>
-          <w:color w:val="555555"/>
-          <w:sz w:val="22"/>
-        </w:rPr>
-        <w:t>(вытирает глаза рукавом)</w:t>
-      </w:r>
-      <w:r>
-        <w:rPr>
-          <w:rFonts w:ascii="Times New Roman" w:hAnsi="Times New Roman" w:eastAsia="Malgun Gothic"/>
-          <w:b w:val="0"/>
-          <w:i w:val="0"/>
-          <w:sz w:val="22"/>
-        </w:rPr>
-        <w:t xml:space="preserve"> Московская пыль. Особенная.</w:t>
-      </w:r>
-    </w:p>
-    <w:p>
-      <w:pPr>
-        <w:spacing w:before="0" w:after="110" w:line="300" w:lineRule="auto"/>
-      </w:pPr>
-      <w:r>
-        <w:rPr>
-          <w:rFonts w:ascii="Times New Roman" w:hAnsi="Times New Roman" w:eastAsia="Malgun Gothic"/>
-          <w:b/>
-          <w:i w:val="0"/>
-          <w:sz w:val="22"/>
-        </w:rPr>
-        <w:t xml:space="preserve">Марина: </w:t>
-      </w:r>
-      <w:r>
-        <w:rPr>
-          <w:rFonts w:ascii="Times New Roman" w:hAnsi="Times New Roman" w:eastAsia="Malgun Gothic"/>
-          <w:b w:val="0"/>
-          <w:i w:val="0"/>
-          <w:sz w:val="22"/>
-        </w:rPr>
-        <w:t>А помните, как он к нам в первый раз пришёл? «Молодой человек» — так его все звали. А теперь…</w:t>
-      </w:r>
-    </w:p>
-    <w:p>
-      <w:pPr>
-        <w:spacing w:before="0" w:after="110" w:line="300" w:lineRule="auto"/>
-      </w:pPr>
-      <w:r>
-        <w:rPr>
-          <w:rFonts w:ascii="Times New Roman" w:hAnsi="Times New Roman" w:eastAsia="Malgun Gothic"/>
-          <w:b/>
-          <w:i w:val="0"/>
-          <w:sz w:val="22"/>
-        </w:rPr>
-        <w:t xml:space="preserve">Людмила: </w:t>
-      </w:r>
-      <w:r>
-        <w:rPr>
-          <w:rFonts w:ascii="Times New Roman" w:hAnsi="Times New Roman" w:eastAsia="Malgun Gothic"/>
-          <w:b w:val="0"/>
-          <w:i/>
-          <w:color w:val="555555"/>
-          <w:sz w:val="22"/>
-        </w:rPr>
-        <w:t>(подходит, всё ещё с портретом)</w:t>
-      </w:r>
-      <w:r>
-        <w:rPr>
-          <w:rFonts w:ascii="Times New Roman" w:hAnsi="Times New Roman" w:eastAsia="Malgun Gothic"/>
-          <w:b w:val="0"/>
-          <w:i w:val="0"/>
-          <w:sz w:val="22"/>
-        </w:rPr>
-        <w:t xml:space="preserve"> А теперь Алексей Николаевич. И пусть так и будет.</w:t>
-      </w:r>
-    </w:p>
-    <w:p>
-      <w:pPr>
-        <w:spacing w:before="0" w:after="110" w:line="300" w:lineRule="auto"/>
-      </w:pPr>
-      <w:r>
-        <w:rPr>
-          <w:rFonts w:ascii="Times New Roman" w:hAnsi="Times New Roman" w:eastAsia="Malgun Gothic"/>
-          <w:b/>
-          <w:i w:val="0"/>
-          <w:sz w:val="22"/>
-        </w:rPr>
-        <w:t xml:space="preserve">Катя: </w:t>
-      </w:r>
-      <w:r>
-        <w:rPr>
-          <w:rFonts w:ascii="Times New Roman" w:hAnsi="Times New Roman" w:eastAsia="Malgun Gothic"/>
-          <w:b w:val="0"/>
-          <w:i/>
-          <w:color w:val="555555"/>
-          <w:sz w:val="22"/>
-        </w:rPr>
-        <w:t>(Ольге, тихо)</w:t>
-      </w:r>
-      <w:r>
-        <w:rPr>
-          <w:rFonts w:ascii="Times New Roman" w:hAnsi="Times New Roman" w:eastAsia="Malgun Gothic"/>
-          <w:b w:val="0"/>
-          <w:i w:val="0"/>
-          <w:sz w:val="22"/>
-        </w:rPr>
-        <w:t xml:space="preserve"> Он справился.</w:t>
-      </w:r>
-    </w:p>
-    <w:p>
-      <w:pPr>
-        <w:spacing w:before="0" w:after="110" w:line="300" w:lineRule="auto"/>
-      </w:pPr>
-      <w:r>
-        <w:rPr>
-          <w:rFonts w:ascii="Times New Roman" w:hAnsi="Times New Roman" w:eastAsia="Malgun Gothic"/>
-          <w:b/>
-          <w:i w:val="0"/>
-          <w:sz w:val="22"/>
-        </w:rPr>
-        <w:t xml:space="preserve">Ольга: </w:t>
-      </w:r>
-      <w:r>
-        <w:rPr>
-          <w:rFonts w:ascii="Times New Roman" w:hAnsi="Times New Roman" w:eastAsia="Malgun Gothic"/>
-          <w:b w:val="0"/>
-          <w:i w:val="0"/>
-          <w:sz w:val="22"/>
-        </w:rPr>
-        <w:t>Больше, чем справился. Он нашёл свой голос.</w:t>
+        <w:t xml:space="preserve"> Я обещал себе сегодня не читать по бумажке. Бумажки у меня нет. Есть только вы — и те, кого с нами уже нет. Спасибо, что пришли.</w:t>
       </w:r>
     </w:p>
     <w:p>
@@ -1766,45 +2490,13 @@
           <w:color w:val="1F3864"/>
           <w:sz w:val="26"/>
         </w:rPr>
-        <w:t>장면 8 — 집회 이후, 밤</w:t>
+        <w:t>장면 8 — 군중의 반응</w:t>
       </w:r>
     </w:p>
     <w:p>
       <w:pPr>
         <w:spacing w:before="0" w:after="110" w:line="300" w:lineRule="auto"/>
       </w:pPr>
-      <w:r>
-        <w:rPr>
-          <w:rFonts w:ascii="Times New Roman" w:hAnsi="Times New Roman" w:eastAsia="Malgun Gothic"/>
-          <w:b/>
-          <w:i w:val="0"/>
-          <w:sz w:val="22"/>
-        </w:rPr>
-        <w:t xml:space="preserve">Дарья: </w:t>
-      </w:r>
-      <w:r>
-        <w:rPr>
-          <w:rFonts w:ascii="Times New Roman" w:hAnsi="Times New Roman" w:eastAsia="Malgun Gothic"/>
-          <w:b w:val="0"/>
-          <w:i w:val="0"/>
-          <w:sz w:val="22"/>
-        </w:rPr>
-        <w:t>Ты был потрясающим сегодня.</w:t>
-      </w:r>
-    </w:p>
-    <w:p>
-      <w:pPr>
-        <w:spacing w:before="0" w:after="110" w:line="300" w:lineRule="auto"/>
-      </w:pPr>
-      <w:r>
-        <w:rPr>
-          <w:rFonts w:ascii="Times New Roman" w:hAnsi="Times New Roman" w:eastAsia="Malgun Gothic"/>
-          <w:b/>
-          <w:i w:val="0"/>
-          <w:sz w:val="22"/>
-        </w:rPr>
-        <w:t xml:space="preserve">Лёша: </w:t>
-      </w:r>
       <w:r>
         <w:rPr>
           <w:rFonts w:ascii="Times New Roman" w:hAnsi="Times New Roman" w:eastAsia="Malgun Gothic"/>
@@ -1813,16 +2505,7 @@
           <w:color w:val="555555"/>
           <w:sz w:val="22"/>
         </w:rPr>
-        <w:t>(улыбается)</w:t>
-      </w:r>
-      <w:r>
-        <w:rPr>
-          <w:rFonts w:ascii="Times New Roman" w:hAnsi="Times New Roman" w:eastAsia="Malgun Gothic"/>
-          <w:b w:val="0"/>
-          <w:i w:val="0"/>
-          <w:sz w:val="22"/>
-        </w:rPr>
-        <w:t xml:space="preserve"> «Ты»?</w:t>
+        <w:t>(толпа взрывается аплодисментами)</w:t>
       </w:r>
     </w:p>
     <w:p>
@@ -1836,39 +2519,7 @@
           <w:i w:val="0"/>
           <w:sz w:val="22"/>
         </w:rPr>
-        <w:t xml:space="preserve">Дарья: </w:t>
-      </w:r>
-      <w:r>
-        <w:rPr>
-          <w:rFonts w:ascii="Times New Roman" w:hAnsi="Times New Roman" w:eastAsia="Malgun Gothic"/>
-          <w:b w:val="0"/>
-          <w:i w:val="0"/>
-          <w:sz w:val="22"/>
-        </w:rPr>
-        <w:t>Мне кажется, после сегодняшнего «вы» звучит смешно. Возражаешь?</w:t>
-      </w:r>
-    </w:p>
-    <w:p>
-      <w:pPr>
-        <w:spacing w:before="0" w:after="110" w:line="300" w:lineRule="auto"/>
-      </w:pPr>
-      <w:r>
-        <w:rPr>
-          <w:rFonts w:ascii="Times New Roman" w:hAnsi="Times New Roman" w:eastAsia="Malgun Gothic"/>
-          <w:b/>
-          <w:i w:val="0"/>
-          <w:sz w:val="22"/>
-        </w:rPr>
-        <w:t xml:space="preserve">Лёша: </w:t>
-      </w:r>
-      <w:r>
-        <w:rPr>
-          <w:rFonts w:ascii="Times New Roman" w:hAnsi="Times New Roman" w:eastAsia="Malgun Gothic"/>
-          <w:b w:val="0"/>
-          <w:i w:val="0"/>
-          <w:sz w:val="22"/>
-        </w:rPr>
-        <w:t xml:space="preserve">Нет. Совсем нет. </w:t>
+        <w:t xml:space="preserve">Людмила: </w:t>
       </w:r>
       <w:r>
         <w:rPr>
@@ -1878,7 +2529,7 @@
           <w:color w:val="555555"/>
           <w:sz w:val="22"/>
         </w:rPr>
-        <w:t>(смотрит на свои ладони)</w:t>
+        <w:t>(кричит из толпы, подняв портрет мужа)</w:t>
       </w:r>
       <w:r>
         <w:rPr>
@@ -1887,7 +2538,7 @@
           <w:i w:val="0"/>
           <w:sz w:val="22"/>
         </w:rPr>
-        <w:t xml:space="preserve"> А руки до сих пор трясутся.</w:t>
+        <w:t xml:space="preserve"> Спасибо! Спасибо вам, Алексей Николаевич!</w:t>
       </w:r>
     </w:p>
     <w:p>
@@ -1901,53 +2552,7 @@
           <w:i w:val="0"/>
           <w:sz w:val="22"/>
         </w:rPr>
-        <w:t xml:space="preserve">Дарья: </w:t>
-      </w:r>
-      <w:r>
-        <w:rPr>
-          <w:rFonts w:ascii="Times New Roman" w:hAnsi="Times New Roman" w:eastAsia="Malgun Gothic"/>
-          <w:b w:val="0"/>
-          <w:i w:val="0"/>
-          <w:sz w:val="22"/>
-        </w:rPr>
-        <w:t>Это хорошо. Значит, было настоящим, а не спектаклем.</w:t>
-      </w:r>
-    </w:p>
-    <w:p>
-      <w:pPr>
-        <w:spacing w:before="0" w:after="110" w:line="300" w:lineRule="auto"/>
-      </w:pPr>
-      <w:r>
-        <w:rPr>
-          <w:rFonts w:ascii="Times New Roman" w:hAnsi="Times New Roman" w:eastAsia="Malgun Gothic"/>
-          <w:b/>
-          <w:i w:val="0"/>
-          <w:sz w:val="22"/>
-        </w:rPr>
-        <w:t xml:space="preserve">Лёша: </w:t>
-      </w:r>
-      <w:r>
-        <w:rPr>
-          <w:rFonts w:ascii="Times New Roman" w:hAnsi="Times New Roman" w:eastAsia="Malgun Gothic"/>
-          <w:b w:val="0"/>
-          <w:i w:val="0"/>
-          <w:sz w:val="22"/>
-        </w:rPr>
-        <w:t>Три тысячи человек. Я даже представить не мог.</w:t>
-      </w:r>
-    </w:p>
-    <w:p>
-      <w:pPr>
-        <w:spacing w:before="0" w:after="110" w:line="300" w:lineRule="auto"/>
-      </w:pPr>
-      <w:r>
-        <w:rPr>
-          <w:rFonts w:ascii="Times New Roman" w:hAnsi="Times New Roman" w:eastAsia="Malgun Gothic"/>
-          <w:b/>
-          <w:i w:val="0"/>
-          <w:sz w:val="22"/>
-        </w:rPr>
-        <w:t xml:space="preserve">Ольга: </w:t>
+        <w:t xml:space="preserve">Марина: </w:t>
       </w:r>
       <w:r>
         <w:rPr>
@@ -1957,7 +2562,7 @@
           <w:color w:val="555555"/>
           <w:sz w:val="22"/>
         </w:rPr>
-        <w:t>(подходит)</w:t>
+        <w:t>(обнимает стоящую рядом Галину)</w:t>
       </w:r>
       <w:r>
         <w:rPr>
@@ -1966,7 +2571,7 @@
           <w:i w:val="0"/>
           <w:sz w:val="22"/>
         </w:rPr>
-        <w:t xml:space="preserve"> По нашим подсчётам — почти пять. Капитан Белов, кажется, сам удивился, что никого не задержал. Алексей, вы понимаете, что сегодня произошло?</w:t>
+        <w:t xml:space="preserve"> Слышала? «Работницы Новтекса» — он сказал это на всю Москву!</w:t>
       </w:r>
     </w:p>
     <w:p>
@@ -1980,7 +2585,7 @@
           <w:i w:val="0"/>
           <w:sz w:val="22"/>
         </w:rPr>
-        <w:t xml:space="preserve">Лёша: </w:t>
+        <w:t xml:space="preserve">Галина: </w:t>
       </w:r>
       <w:r>
         <w:rPr>
@@ -1989,7 +2594,7 @@
           <w:i w:val="0"/>
           <w:sz w:val="22"/>
         </w:rPr>
-        <w:t>Что?</w:t>
+        <w:t>Сеня, ты что, плачешь?</w:t>
       </w:r>
     </w:p>
     <w:p>
@@ -2003,7 +2608,7 @@
           <w:i w:val="0"/>
           <w:sz w:val="22"/>
         </w:rPr>
-        <w:t xml:space="preserve">Ольга: </w:t>
+        <w:t xml:space="preserve">Семён: </w:t>
       </w:r>
       <w:r>
         <w:rPr>
@@ -2012,7 +2617,7 @@
           <w:i w:val="0"/>
           <w:sz w:val="22"/>
         </w:rPr>
-        <w:t>«Свет» перестал быть маленькой организацией с протекающим потолком. Сегодня вы стали голосом, который заметили. А значит, заметят и те, кому это не понравится.</w:t>
+        <w:t>Не плачу. Пыль в глаз попала.</w:t>
       </w:r>
     </w:p>
     <w:p>
@@ -2026,7 +2631,7 @@
           <w:i w:val="0"/>
           <w:sz w:val="22"/>
         </w:rPr>
-        <w:t xml:space="preserve">Лёша: </w:t>
+        <w:t xml:space="preserve">Галина: </w:t>
       </w:r>
       <w:r>
         <w:rPr>
@@ -2035,7 +2640,7 @@
           <w:i w:val="0"/>
           <w:sz w:val="22"/>
         </w:rPr>
-        <w:t>Крылов? Литвинов?</w:t>
+        <w:t>Какая пыль, Сеня, тут асфальт мокрый.</w:t>
       </w:r>
     </w:p>
     <w:p>
@@ -2049,7 +2654,17 @@
           <w:i w:val="0"/>
           <w:sz w:val="22"/>
         </w:rPr>
-        <w:t xml:space="preserve">Ольга: </w:t>
+        <w:t xml:space="preserve">Семён: </w:t>
+      </w:r>
+      <w:r>
+        <w:rPr>
+          <w:rFonts w:ascii="Times New Roman" w:hAnsi="Times New Roman" w:eastAsia="Malgun Gothic"/>
+          <w:b w:val="0"/>
+          <w:i/>
+          <w:color w:val="555555"/>
+          <w:sz w:val="22"/>
+        </w:rPr>
+        <w:t>(вытирает глаза рукавом)</w:t>
       </w:r>
       <w:r>
         <w:rPr>
@@ -2058,7 +2673,211 @@
           <w:i w:val="0"/>
           <w:sz w:val="22"/>
         </w:rPr>
-        <w:t>И люди повыше них. Будьте готовы, Алексей. Настоящее внимание — это не всегда подарок.</w:t>
+        <w:t xml:space="preserve"> Московская пыль. Особенная.</w:t>
+      </w:r>
+    </w:p>
+    <w:p>
+      <w:pPr>
+        <w:spacing w:before="0" w:after="110" w:line="300" w:lineRule="auto"/>
+      </w:pPr>
+      <w:r>
+        <w:rPr>
+          <w:rFonts w:ascii="Times New Roman" w:hAnsi="Times New Roman" w:eastAsia="Malgun Gothic"/>
+          <w:b/>
+          <w:i w:val="0"/>
+          <w:sz w:val="22"/>
+        </w:rPr>
+        <w:t xml:space="preserve">Галина: </w:t>
+      </w:r>
+      <w:r>
+        <w:rPr>
+          <w:rFonts w:ascii="Times New Roman" w:hAnsi="Times New Roman" w:eastAsia="Malgun Gothic"/>
+          <w:b w:val="0"/>
+          <w:i w:val="0"/>
+          <w:sz w:val="22"/>
+        </w:rPr>
+        <w:t>Особенная… Двое суток ехали, чтобы ты тут на асфальте расплакался.</w:t>
+      </w:r>
+    </w:p>
+    <w:p>
+      <w:pPr>
+        <w:spacing w:before="0" w:after="110" w:line="300" w:lineRule="auto"/>
+      </w:pPr>
+      <w:r>
+        <w:rPr>
+          <w:rFonts w:ascii="Times New Roman" w:hAnsi="Times New Roman" w:eastAsia="Malgun Gothic"/>
+          <w:b/>
+          <w:i w:val="0"/>
+          <w:sz w:val="22"/>
+        </w:rPr>
+        <w:t xml:space="preserve">Семён: </w:t>
+      </w:r>
+      <w:r>
+        <w:rPr>
+          <w:rFonts w:ascii="Times New Roman" w:hAnsi="Times New Roman" w:eastAsia="Malgun Gothic"/>
+          <w:b w:val="0"/>
+          <w:i w:val="0"/>
+          <w:sz w:val="22"/>
+        </w:rPr>
+        <w:t>Не за этим ехали. Но и за этим тоже.</w:t>
+      </w:r>
+    </w:p>
+    <w:p>
+      <w:pPr>
+        <w:spacing w:before="0" w:after="110" w:line="300" w:lineRule="auto"/>
+      </w:pPr>
+      <w:r>
+        <w:rPr>
+          <w:rFonts w:ascii="Times New Roman" w:hAnsi="Times New Roman" w:eastAsia="Malgun Gothic"/>
+          <w:b/>
+          <w:i w:val="0"/>
+          <w:sz w:val="22"/>
+        </w:rPr>
+        <w:t xml:space="preserve">Марина: </w:t>
+      </w:r>
+      <w:r>
+        <w:rPr>
+          <w:rFonts w:ascii="Times New Roman" w:hAnsi="Times New Roman" w:eastAsia="Malgun Gothic"/>
+          <w:b w:val="0"/>
+          <w:i w:val="0"/>
+          <w:sz w:val="22"/>
+        </w:rPr>
+        <w:t>А помните, как он к нам в первый раз пришёл? «Молодой человек» — так его все звали. А теперь…</w:t>
+      </w:r>
+    </w:p>
+    <w:p>
+      <w:pPr>
+        <w:spacing w:before="0" w:after="110" w:line="300" w:lineRule="auto"/>
+      </w:pPr>
+      <w:r>
+        <w:rPr>
+          <w:rFonts w:ascii="Times New Roman" w:hAnsi="Times New Roman" w:eastAsia="Malgun Gothic"/>
+          <w:b/>
+          <w:i w:val="0"/>
+          <w:sz w:val="22"/>
+        </w:rPr>
+        <w:t xml:space="preserve">Людмила: </w:t>
+      </w:r>
+      <w:r>
+        <w:rPr>
+          <w:rFonts w:ascii="Times New Roman" w:hAnsi="Times New Roman" w:eastAsia="Malgun Gothic"/>
+          <w:b w:val="0"/>
+          <w:i/>
+          <w:color w:val="555555"/>
+          <w:sz w:val="22"/>
+        </w:rPr>
+        <w:t>(подходит, всё ещё с портретом)</w:t>
+      </w:r>
+      <w:r>
+        <w:rPr>
+          <w:rFonts w:ascii="Times New Roman" w:hAnsi="Times New Roman" w:eastAsia="Malgun Gothic"/>
+          <w:b w:val="0"/>
+          <w:i w:val="0"/>
+          <w:sz w:val="22"/>
+        </w:rPr>
+        <w:t xml:space="preserve"> А теперь Алексей Николаевич. И пусть так и будет.</w:t>
+      </w:r>
+    </w:p>
+    <w:p>
+      <w:pPr>
+        <w:spacing w:before="0" w:after="110" w:line="300" w:lineRule="auto"/>
+      </w:pPr>
+      <w:r>
+        <w:rPr>
+          <w:rFonts w:ascii="Times New Roman" w:hAnsi="Times New Roman" w:eastAsia="Malgun Gothic"/>
+          <w:b/>
+          <w:i w:val="0"/>
+          <w:sz w:val="22"/>
+        </w:rPr>
+        <w:t xml:space="preserve">Катя: </w:t>
+      </w:r>
+      <w:r>
+        <w:rPr>
+          <w:rFonts w:ascii="Times New Roman" w:hAnsi="Times New Roman" w:eastAsia="Malgun Gothic"/>
+          <w:b w:val="0"/>
+          <w:i/>
+          <w:color w:val="555555"/>
+          <w:sz w:val="22"/>
+        </w:rPr>
+        <w:t>(Ольге, тихо)</w:t>
+      </w:r>
+      <w:r>
+        <w:rPr>
+          <w:rFonts w:ascii="Times New Roman" w:hAnsi="Times New Roman" w:eastAsia="Malgun Gothic"/>
+          <w:b w:val="0"/>
+          <w:i w:val="0"/>
+          <w:sz w:val="22"/>
+        </w:rPr>
+        <w:t xml:space="preserve"> Он справился.</w:t>
+      </w:r>
+    </w:p>
+    <w:p>
+      <w:pPr>
+        <w:spacing w:before="0" w:after="110" w:line="300" w:lineRule="auto"/>
+      </w:pPr>
+      <w:r>
+        <w:rPr>
+          <w:rFonts w:ascii="Times New Roman" w:hAnsi="Times New Roman" w:eastAsia="Malgun Gothic"/>
+          <w:b/>
+          <w:i w:val="0"/>
+          <w:sz w:val="22"/>
+        </w:rPr>
+        <w:t xml:space="preserve">Ольга: </w:t>
+      </w:r>
+      <w:r>
+        <w:rPr>
+          <w:rFonts w:ascii="Times New Roman" w:hAnsi="Times New Roman" w:eastAsia="Malgun Gothic"/>
+          <w:b w:val="0"/>
+          <w:i w:val="0"/>
+          <w:sz w:val="22"/>
+        </w:rPr>
+        <w:t>Больше, чем справился. Он нашёл свой голос.</w:t>
+      </w:r>
+    </w:p>
+    <w:p>
+      <w:pPr>
+        <w:spacing w:before="0" w:after="110" w:line="300" w:lineRule="auto"/>
+      </w:pPr>
+      <w:r>
+        <w:rPr>
+          <w:rFonts w:ascii="Times New Roman" w:hAnsi="Times New Roman" w:eastAsia="Malgun Gothic"/>
+          <w:b/>
+          <w:i w:val="0"/>
+          <w:sz w:val="22"/>
+        </w:rPr>
+        <w:t xml:space="preserve">Катя: </w:t>
+      </w:r>
+      <w:r>
+        <w:rPr>
+          <w:rFonts w:ascii="Times New Roman" w:hAnsi="Times New Roman" w:eastAsia="Malgun Gothic"/>
+          <w:b w:val="0"/>
+          <w:i w:val="0"/>
+          <w:sz w:val="22"/>
+        </w:rPr>
+        <w:t>А вы видели лицо капитана Белова? Он слушал до конца. Даже рацию убавил.</w:t>
+      </w:r>
+    </w:p>
+    <w:p>
+      <w:pPr>
+        <w:spacing w:before="0" w:after="110" w:line="300" w:lineRule="auto"/>
+      </w:pPr>
+      <w:r>
+        <w:rPr>
+          <w:rFonts w:ascii="Times New Roman" w:hAnsi="Times New Roman" w:eastAsia="Malgun Gothic"/>
+          <w:b/>
+          <w:i w:val="0"/>
+          <w:sz w:val="22"/>
+        </w:rPr>
+        <w:t xml:space="preserve">Ольга: </w:t>
+      </w:r>
+      <w:r>
+        <w:rPr>
+          <w:rFonts w:ascii="Times New Roman" w:hAnsi="Times New Roman" w:eastAsia="Malgun Gothic"/>
+          <w:b w:val="0"/>
+          <w:i w:val="0"/>
+          <w:sz w:val="22"/>
+        </w:rPr>
+        <w:t>Видела. Полицейские тоже люди, Катя. Просто им реже позволяют это показать.</w:t>
       </w:r>
     </w:p>
     <w:p>
@@ -2074,12 +2893,12 @@
           <w:color w:val="1F3864"/>
           <w:sz w:val="26"/>
         </w:rPr>
-        <w:t>핵심 문학 인용</w:t>
+        <w:t>장면 9 — 집회 이후, 밤</w:t>
       </w:r>
     </w:p>
     <w:p>
       <w:pPr>
-        <w:spacing w:before="0" w:after="120"/>
+        <w:spacing w:before="0" w:after="110" w:line="300" w:lineRule="auto"/>
       </w:pPr>
       <w:r>
         <w:rPr>
@@ -2088,7 +2907,7 @@
           <w:i w:val="0"/>
           <w:sz w:val="22"/>
         </w:rPr>
-        <w:t>Александр Пушкин, «Пророк» (слова Бога, обращённые к пророку): «И, обходя моря и земли, / Глаголом жги сердца людей»</w:t>
+        <w:t xml:space="preserve">Дарья: </w:t>
       </w:r>
       <w:r>
         <w:rPr>
@@ -2097,7 +2916,515 @@
           <w:i w:val="0"/>
           <w:sz w:val="22"/>
         </w:rPr>
-        <w:t xml:space="preserve"> — 한국어 해설: 연설을 앞두고 떨던 료샤가 "나는 말로 사람들 마음을 불태우는 예언자가 아니다"라며 인용하자, 올가는 푸시킨의 예언자가 혀를 뽑히고 가슴에 숯불을 받는 고통을 치렀다는 점을 짚으며 "태울 필요 없이 거짓말만 하지 말라"고 답한다. 료샤가 원고 없이 진심으로 말하는 연설가가 되는 출발점이다 (장면 2).</w:t>
+        <w:t>Ты был потрясающим сегодня.</w:t>
+      </w:r>
+    </w:p>
+    <w:p>
+      <w:pPr>
+        <w:spacing w:before="0" w:after="110" w:line="300" w:lineRule="auto"/>
+      </w:pPr>
+      <w:r>
+        <w:rPr>
+          <w:rFonts w:ascii="Times New Roman" w:hAnsi="Times New Roman" w:eastAsia="Malgun Gothic"/>
+          <w:b/>
+          <w:i w:val="0"/>
+          <w:sz w:val="22"/>
+        </w:rPr>
+        <w:t xml:space="preserve">Лёша: </w:t>
+      </w:r>
+      <w:r>
+        <w:rPr>
+          <w:rFonts w:ascii="Times New Roman" w:hAnsi="Times New Roman" w:eastAsia="Malgun Gothic"/>
+          <w:b w:val="0"/>
+          <w:i/>
+          <w:color w:val="555555"/>
+          <w:sz w:val="22"/>
+        </w:rPr>
+        <w:t>(улыбается)</w:t>
+      </w:r>
+      <w:r>
+        <w:rPr>
+          <w:rFonts w:ascii="Times New Roman" w:hAnsi="Times New Roman" w:eastAsia="Malgun Gothic"/>
+          <w:b w:val="0"/>
+          <w:i w:val="0"/>
+          <w:sz w:val="22"/>
+        </w:rPr>
+        <w:t xml:space="preserve"> «Ты»?</w:t>
+      </w:r>
+    </w:p>
+    <w:p>
+      <w:pPr>
+        <w:spacing w:before="0" w:after="110" w:line="300" w:lineRule="auto"/>
+      </w:pPr>
+      <w:r>
+        <w:rPr>
+          <w:rFonts w:ascii="Times New Roman" w:hAnsi="Times New Roman" w:eastAsia="Malgun Gothic"/>
+          <w:b/>
+          <w:i w:val="0"/>
+          <w:sz w:val="22"/>
+        </w:rPr>
+        <w:t xml:space="preserve">Дарья: </w:t>
+      </w:r>
+      <w:r>
+        <w:rPr>
+          <w:rFonts w:ascii="Times New Roman" w:hAnsi="Times New Roman" w:eastAsia="Malgun Gothic"/>
+          <w:b w:val="0"/>
+          <w:i w:val="0"/>
+          <w:sz w:val="22"/>
+        </w:rPr>
+        <w:t>Мне кажется, после сегодняшнего «вы» звучит смешно. Возражаешь?</w:t>
+      </w:r>
+    </w:p>
+    <w:p>
+      <w:pPr>
+        <w:spacing w:before="0" w:after="110" w:line="300" w:lineRule="auto"/>
+      </w:pPr>
+      <w:r>
+        <w:rPr>
+          <w:rFonts w:ascii="Times New Roman" w:hAnsi="Times New Roman" w:eastAsia="Malgun Gothic"/>
+          <w:b/>
+          <w:i w:val="0"/>
+          <w:sz w:val="22"/>
+        </w:rPr>
+        <w:t xml:space="preserve">Лёша: </w:t>
+      </w:r>
+      <w:r>
+        <w:rPr>
+          <w:rFonts w:ascii="Times New Roman" w:hAnsi="Times New Roman" w:eastAsia="Malgun Gothic"/>
+          <w:b w:val="0"/>
+          <w:i w:val="0"/>
+          <w:sz w:val="22"/>
+        </w:rPr>
+        <w:t xml:space="preserve">Нет. Совсем нет. </w:t>
+      </w:r>
+      <w:r>
+        <w:rPr>
+          <w:rFonts w:ascii="Times New Roman" w:hAnsi="Times New Roman" w:eastAsia="Malgun Gothic"/>
+          <w:b w:val="0"/>
+          <w:i/>
+          <w:color w:val="555555"/>
+          <w:sz w:val="22"/>
+        </w:rPr>
+        <w:t>(смотрит на свои ладони)</w:t>
+      </w:r>
+      <w:r>
+        <w:rPr>
+          <w:rFonts w:ascii="Times New Roman" w:hAnsi="Times New Roman" w:eastAsia="Malgun Gothic"/>
+          <w:b w:val="0"/>
+          <w:i w:val="0"/>
+          <w:sz w:val="22"/>
+        </w:rPr>
+        <w:t xml:space="preserve"> А руки до сих пор трясутся.</w:t>
+      </w:r>
+    </w:p>
+    <w:p>
+      <w:pPr>
+        <w:spacing w:before="0" w:after="110" w:line="300" w:lineRule="auto"/>
+      </w:pPr>
+      <w:r>
+        <w:rPr>
+          <w:rFonts w:ascii="Times New Roman" w:hAnsi="Times New Roman" w:eastAsia="Malgun Gothic"/>
+          <w:b/>
+          <w:i w:val="0"/>
+          <w:sz w:val="22"/>
+        </w:rPr>
+        <w:t xml:space="preserve">Дарья: </w:t>
+      </w:r>
+      <w:r>
+        <w:rPr>
+          <w:rFonts w:ascii="Times New Roman" w:hAnsi="Times New Roman" w:eastAsia="Malgun Gothic"/>
+          <w:b w:val="0"/>
+          <w:i w:val="0"/>
+          <w:sz w:val="22"/>
+        </w:rPr>
+        <w:t>Это хорошо. Значит, было настоящим, а не спектаклем.</w:t>
+      </w:r>
+    </w:p>
+    <w:p>
+      <w:pPr>
+        <w:spacing w:before="0" w:after="110" w:line="300" w:lineRule="auto"/>
+      </w:pPr>
+      <w:r>
+        <w:rPr>
+          <w:rFonts w:ascii="Times New Roman" w:hAnsi="Times New Roman" w:eastAsia="Malgun Gothic"/>
+          <w:b/>
+          <w:i w:val="0"/>
+          <w:sz w:val="22"/>
+        </w:rPr>
+        <w:t xml:space="preserve">Лёша: </w:t>
+      </w:r>
+      <w:r>
+        <w:rPr>
+          <w:rFonts w:ascii="Times New Roman" w:hAnsi="Times New Roman" w:eastAsia="Malgun Gothic"/>
+          <w:b w:val="0"/>
+          <w:i w:val="0"/>
+          <w:sz w:val="22"/>
+        </w:rPr>
+        <w:t xml:space="preserve">Три тысячи человек. Я даже представить не мог. </w:t>
+      </w:r>
+      <w:r>
+        <w:rPr>
+          <w:rFonts w:ascii="Times New Roman" w:hAnsi="Times New Roman" w:eastAsia="Malgun Gothic"/>
+          <w:b w:val="0"/>
+          <w:i/>
+          <w:color w:val="555555"/>
+          <w:sz w:val="22"/>
+        </w:rPr>
+        <w:t>(пауза)</w:t>
+      </w:r>
+      <w:r>
+        <w:rPr>
+          <w:rFonts w:ascii="Times New Roman" w:hAnsi="Times New Roman" w:eastAsia="Malgun Gothic"/>
+          <w:b w:val="0"/>
+          <w:i w:val="0"/>
+          <w:sz w:val="22"/>
+        </w:rPr>
+        <w:t xml:space="preserve"> Хотя неважно сколько. Лишь бы Людмила уехала домой с чувством, что её услышали.</w:t>
+      </w:r>
+    </w:p>
+    <w:p>
+      <w:pPr>
+        <w:spacing w:before="0" w:after="110" w:line="300" w:lineRule="auto"/>
+      </w:pPr>
+      <w:r>
+        <w:rPr>
+          <w:rFonts w:ascii="Times New Roman" w:hAnsi="Times New Roman" w:eastAsia="Malgun Gothic"/>
+          <w:b/>
+          <w:i w:val="0"/>
+          <w:sz w:val="22"/>
+        </w:rPr>
+        <w:t xml:space="preserve">Дарья: </w:t>
+      </w:r>
+      <w:r>
+        <w:rPr>
+          <w:rFonts w:ascii="Times New Roman" w:hAnsi="Times New Roman" w:eastAsia="Malgun Gothic"/>
+          <w:b w:val="0"/>
+          <w:i w:val="0"/>
+          <w:sz w:val="22"/>
+        </w:rPr>
+        <w:t>Она уехала с чувством, что её услышала вся страна. Я видела её лицо. И ещё: Марина Дмитриевна велела передать, что серёжки выкупят с первой же зарплаты. Я не поняла, о чём речь, но обещала передать дословно.</w:t>
+      </w:r>
+    </w:p>
+    <w:p>
+      <w:pPr>
+        <w:spacing w:before="0" w:after="110" w:line="300" w:lineRule="auto"/>
+      </w:pPr>
+      <w:r>
+        <w:rPr>
+          <w:rFonts w:ascii="Times New Roman" w:hAnsi="Times New Roman" w:eastAsia="Malgun Gothic"/>
+          <w:b/>
+          <w:i w:val="0"/>
+          <w:sz w:val="22"/>
+        </w:rPr>
+        <w:t xml:space="preserve">Лёша: </w:t>
+      </w:r>
+      <w:r>
+        <w:rPr>
+          <w:rFonts w:ascii="Times New Roman" w:hAnsi="Times New Roman" w:eastAsia="Malgun Gothic"/>
+          <w:b w:val="0"/>
+          <w:i/>
+          <w:color w:val="555555"/>
+          <w:sz w:val="22"/>
+        </w:rPr>
+        <w:t>(смеётся впервые за вечер)</w:t>
+      </w:r>
+      <w:r>
+        <w:rPr>
+          <w:rFonts w:ascii="Times New Roman" w:hAnsi="Times New Roman" w:eastAsia="Malgun Gothic"/>
+          <w:b w:val="0"/>
+          <w:i w:val="0"/>
+          <w:sz w:val="22"/>
+        </w:rPr>
+        <w:t xml:space="preserve"> Потом объясню. Это про то, чего на самом деле стоил этот митинг.</w:t>
+      </w:r>
+    </w:p>
+    <w:p>
+      <w:pPr>
+        <w:spacing w:before="0" w:after="110" w:line="300" w:lineRule="auto"/>
+      </w:pPr>
+      <w:r>
+        <w:rPr>
+          <w:rFonts w:ascii="Times New Roman" w:hAnsi="Times New Roman" w:eastAsia="Malgun Gothic"/>
+          <w:b/>
+          <w:i w:val="0"/>
+          <w:sz w:val="22"/>
+        </w:rPr>
+        <w:t xml:space="preserve">Дарья: </w:t>
+      </w:r>
+      <w:r>
+        <w:rPr>
+          <w:rFonts w:ascii="Times New Roman" w:hAnsi="Times New Roman" w:eastAsia="Malgun Gothic"/>
+          <w:b w:val="0"/>
+          <w:i w:val="0"/>
+          <w:sz w:val="22"/>
+        </w:rPr>
+        <w:t>Про серёжки я напишу обязательно. Про речь — коротко. Речь и так все видели.</w:t>
+      </w:r>
+    </w:p>
+    <w:p>
+      <w:pPr>
+        <w:spacing w:before="0" w:after="110" w:line="300" w:lineRule="auto"/>
+      </w:pPr>
+      <w:r>
+        <w:rPr>
+          <w:rFonts w:ascii="Times New Roman" w:hAnsi="Times New Roman" w:eastAsia="Malgun Gothic"/>
+          <w:b/>
+          <w:i w:val="0"/>
+          <w:sz w:val="22"/>
+        </w:rPr>
+        <w:t xml:space="preserve">Лёша: </w:t>
+      </w:r>
+      <w:r>
+        <w:rPr>
+          <w:rFonts w:ascii="Times New Roman" w:hAnsi="Times New Roman" w:eastAsia="Malgun Gothic"/>
+          <w:b w:val="0"/>
+          <w:i w:val="0"/>
+          <w:sz w:val="22"/>
+        </w:rPr>
+        <w:t>Напиши лучше про Семёна Ивановича и московскую пыль.</w:t>
+      </w:r>
+    </w:p>
+    <w:p>
+      <w:pPr>
+        <w:spacing w:before="0" w:after="110" w:line="300" w:lineRule="auto"/>
+      </w:pPr>
+      <w:r>
+        <w:rPr>
+          <w:rFonts w:ascii="Times New Roman" w:hAnsi="Times New Roman" w:eastAsia="Malgun Gothic"/>
+          <w:b/>
+          <w:i w:val="0"/>
+          <w:sz w:val="22"/>
+        </w:rPr>
+        <w:t xml:space="preserve">Дарья: </w:t>
+      </w:r>
+      <w:r>
+        <w:rPr>
+          <w:rFonts w:ascii="Times New Roman" w:hAnsi="Times New Roman" w:eastAsia="Malgun Gothic"/>
+          <w:b w:val="0"/>
+          <w:i/>
+          <w:color w:val="555555"/>
+          <w:sz w:val="22"/>
+        </w:rPr>
+        <w:t>(улыбается)</w:t>
+      </w:r>
+      <w:r>
+        <w:rPr>
+          <w:rFonts w:ascii="Times New Roman" w:hAnsi="Times New Roman" w:eastAsia="Malgun Gothic"/>
+          <w:b w:val="0"/>
+          <w:i w:val="0"/>
+          <w:sz w:val="22"/>
+        </w:rPr>
+        <w:t xml:space="preserve"> Он меня убьёт.</w:t>
+      </w:r>
+    </w:p>
+    <w:p>
+      <w:pPr>
+        <w:spacing w:before="0" w:after="110" w:line="300" w:lineRule="auto"/>
+      </w:pPr>
+      <w:r>
+        <w:rPr>
+          <w:rFonts w:ascii="Times New Roman" w:hAnsi="Times New Roman" w:eastAsia="Malgun Gothic"/>
+          <w:b/>
+          <w:i w:val="0"/>
+          <w:sz w:val="22"/>
+        </w:rPr>
+        <w:t xml:space="preserve">Лёша: </w:t>
+      </w:r>
+      <w:r>
+        <w:rPr>
+          <w:rFonts w:ascii="Times New Roman" w:hAnsi="Times New Roman" w:eastAsia="Malgun Gothic"/>
+          <w:b w:val="0"/>
+          <w:i w:val="0"/>
+          <w:sz w:val="22"/>
+        </w:rPr>
+        <w:t>Не убьёт. Он теперь всю жизнь будет эту газету соседям показывать.</w:t>
+      </w:r>
+    </w:p>
+    <w:p>
+      <w:pPr>
+        <w:spacing w:before="0" w:after="110" w:line="300" w:lineRule="auto"/>
+      </w:pPr>
+      <w:r>
+        <w:rPr>
+          <w:rFonts w:ascii="Times New Roman" w:hAnsi="Times New Roman" w:eastAsia="Malgun Gothic"/>
+          <w:b/>
+          <w:i w:val="0"/>
+          <w:sz w:val="22"/>
+        </w:rPr>
+        <w:t xml:space="preserve">Ольга: </w:t>
+      </w:r>
+      <w:r>
+        <w:rPr>
+          <w:rFonts w:ascii="Times New Roman" w:hAnsi="Times New Roman" w:eastAsia="Malgun Gothic"/>
+          <w:b w:val="0"/>
+          <w:i/>
+          <w:color w:val="555555"/>
+          <w:sz w:val="22"/>
+        </w:rPr>
+        <w:t>(подходит)</w:t>
+      </w:r>
+      <w:r>
+        <w:rPr>
+          <w:rFonts w:ascii="Times New Roman" w:hAnsi="Times New Roman" w:eastAsia="Malgun Gothic"/>
+          <w:b w:val="0"/>
+          <w:i w:val="0"/>
+          <w:sz w:val="22"/>
+        </w:rPr>
+        <w:t xml:space="preserve"> По нашим подсчётам — почти пять. Капитан Белов, кажется, сам удивился, что никого не задержал. Алексей, вы понимаете, что сегодня произошло?</w:t>
+      </w:r>
+    </w:p>
+    <w:p>
+      <w:pPr>
+        <w:spacing w:before="0" w:after="110" w:line="300" w:lineRule="auto"/>
+      </w:pPr>
+      <w:r>
+        <w:rPr>
+          <w:rFonts w:ascii="Times New Roman" w:hAnsi="Times New Roman" w:eastAsia="Malgun Gothic"/>
+          <w:b/>
+          <w:i w:val="0"/>
+          <w:sz w:val="22"/>
+        </w:rPr>
+        <w:t xml:space="preserve">Лёша: </w:t>
+      </w:r>
+      <w:r>
+        <w:rPr>
+          <w:rFonts w:ascii="Times New Roman" w:hAnsi="Times New Roman" w:eastAsia="Malgun Gothic"/>
+          <w:b w:val="0"/>
+          <w:i w:val="0"/>
+          <w:sz w:val="22"/>
+        </w:rPr>
+        <w:t>Что?</w:t>
+      </w:r>
+    </w:p>
+    <w:p>
+      <w:pPr>
+        <w:spacing w:before="0" w:after="110" w:line="300" w:lineRule="auto"/>
+      </w:pPr>
+      <w:r>
+        <w:rPr>
+          <w:rFonts w:ascii="Times New Roman" w:hAnsi="Times New Roman" w:eastAsia="Malgun Gothic"/>
+          <w:b/>
+          <w:i w:val="0"/>
+          <w:sz w:val="22"/>
+        </w:rPr>
+        <w:t xml:space="preserve">Ольга: </w:t>
+      </w:r>
+      <w:r>
+        <w:rPr>
+          <w:rFonts w:ascii="Times New Roman" w:hAnsi="Times New Roman" w:eastAsia="Malgun Gothic"/>
+          <w:b w:val="0"/>
+          <w:i w:val="0"/>
+          <w:sz w:val="22"/>
+        </w:rPr>
+        <w:t>«Свет» перестал быть маленькой организацией с протекающим потолком. Сегодня вы стали голосом, который заметили. А значит, заметят и те, кому это не понравится.</w:t>
+      </w:r>
+    </w:p>
+    <w:p>
+      <w:pPr>
+        <w:spacing w:before="0" w:after="110" w:line="300" w:lineRule="auto"/>
+      </w:pPr>
+      <w:r>
+        <w:rPr>
+          <w:rFonts w:ascii="Times New Roman" w:hAnsi="Times New Roman" w:eastAsia="Malgun Gothic"/>
+          <w:b/>
+          <w:i w:val="0"/>
+          <w:sz w:val="22"/>
+        </w:rPr>
+        <w:t xml:space="preserve">Лёша: </w:t>
+      </w:r>
+      <w:r>
+        <w:rPr>
+          <w:rFonts w:ascii="Times New Roman" w:hAnsi="Times New Roman" w:eastAsia="Malgun Gothic"/>
+          <w:b w:val="0"/>
+          <w:i w:val="0"/>
+          <w:sz w:val="22"/>
+        </w:rPr>
+        <w:t>Крылов? Литвинов?</w:t>
+      </w:r>
+    </w:p>
+    <w:p>
+      <w:pPr>
+        <w:spacing w:before="0" w:after="110" w:line="300" w:lineRule="auto"/>
+      </w:pPr>
+      <w:r>
+        <w:rPr>
+          <w:rFonts w:ascii="Times New Roman" w:hAnsi="Times New Roman" w:eastAsia="Malgun Gothic"/>
+          <w:b/>
+          <w:i w:val="0"/>
+          <w:sz w:val="22"/>
+        </w:rPr>
+        <w:t xml:space="preserve">Ольга: </w:t>
+      </w:r>
+      <w:r>
+        <w:rPr>
+          <w:rFonts w:ascii="Times New Roman" w:hAnsi="Times New Roman" w:eastAsia="Malgun Gothic"/>
+          <w:b w:val="0"/>
+          <w:i w:val="0"/>
+          <w:sz w:val="22"/>
+        </w:rPr>
+        <w:t>И люди повыше них. Будьте готовы, Алексей. Настоящее внимание — это не всегда подарок.</w:t>
+      </w:r>
+    </w:p>
+    <w:p>
+      <w:pPr>
+        <w:keepNext/>
+        <w:spacing w:before="320" w:after="140"/>
+      </w:pPr>
+      <w:r>
+        <w:rPr>
+          <w:rFonts w:ascii="Times New Roman" w:hAnsi="Times New Roman" w:eastAsia="Malgun Gothic"/>
+          <w:b/>
+          <w:i w:val="0"/>
+          <w:color w:val="1F3864"/>
+          <w:sz w:val="26"/>
+        </w:rPr>
+        <w:t>핵심 문학 인용</w:t>
+      </w:r>
+    </w:p>
+    <w:p>
+      <w:pPr>
+        <w:spacing w:before="0" w:after="120"/>
+      </w:pPr>
+      <w:r>
+        <w:rPr>
+          <w:rFonts w:ascii="Times New Roman" w:hAnsi="Times New Roman" w:eastAsia="Malgun Gothic"/>
+          <w:b/>
+          <w:i w:val="0"/>
+          <w:sz w:val="22"/>
+        </w:rPr>
+        <w:t>Александр Пушкин, «Пророк» (слова Бога, обращённые к пророку): «Глаголом жги сердца людей»</w:t>
+      </w:r>
+      <w:r>
+        <w:rPr>
+          <w:rFonts w:ascii="Times New Roman" w:hAnsi="Times New Roman" w:eastAsia="Malgun Gothic"/>
+          <w:b w:val="0"/>
+          <w:i w:val="0"/>
+          <w:sz w:val="22"/>
+        </w:rPr>
+        <w:t xml:space="preserve"> — 한국어 해설: 연설을 앞두고 떨던 료샤가 "나는 예언자가 아니다, 누구도 내게 '말로 사람들의 마음을 불태우라'고 명하지 않았다"며 인용하자, 올가는 푸시킨의 예언자가 혀를 뽑히고 가슴에 숯불을 받는 고통을 치렀다는 점을 짚으며 "태울 필요 없이 거짓말만 하지 말라"고 답한다. 료샤가 원고 없이 진심으로 말하는 연설가가 되는 출발점이다 (장면 2).</w:t>
+      </w:r>
+    </w:p>
+    <w:p>
+      <w:pPr>
+        <w:spacing w:before="0" w:after="120"/>
+      </w:pPr>
+      <w:r>
+        <w:rPr>
+          <w:rFonts w:ascii="Times New Roman" w:hAnsi="Times New Roman" w:eastAsia="Malgun Gothic"/>
+          <w:b/>
+          <w:i w:val="0"/>
+          <w:sz w:val="22"/>
+        </w:rPr>
+        <w:t>Русская пословица: «С миру по нитке</w:t>
+      </w:r>
+      <w:r>
+        <w:rPr>
+          <w:rFonts w:ascii="Times New Roman" w:hAnsi="Times New Roman" w:eastAsia="Malgun Gothic"/>
+          <w:b w:val="0"/>
+          <w:i w:val="0"/>
+          <w:sz w:val="22"/>
+        </w:rPr>
+        <w:t xml:space="preserve"> — голому рубаха» — 한국어 해설: 집회 날 아침 카잔역에서 노브텍스의 마리나가 "공장 사람들이 모두 돈을 모아 기찻삯을 냈느냐"는 카탸의 물음에 답하는 속담. 귀걸이를 전당포에 맡긴 동료 이야기와 함께, 거대 재단의 300만 루블 대신 작은 돈을 모아 버티는 «스베트»의 방식이 곧 거리의 힘이라는 것을 보여 준다. 저녁에 다리야가 전한 "귀걸이는 첫 월급으로 되찾겠다"는 말에 료샤가 처음 웃는다 (장면 4).</w:t>
       </w:r>
     </w:p>
     <w:p>

--- a/러시아 인권변호사/2부/2부_4화_거리의_목소리.docx
+++ b/러시아 인권변호사/2부/2부_4화_거리의_목소리.docx
@@ -36,7 +36,7 @@
           <w:i w:val="0"/>
           <w:sz w:val="22"/>
         </w:rPr>
-        <w:t>알렉세이 “료샤” 오를로프(«스베트» 대표) / 올가 네스테로바(«스베트» 공동 설립자) / 카탸 리시나(자원활동가) / 다리야 볼코바(기자) / 아르툠 벨로프 대위(집회 현장 경찰 지휘관, 신규) / 마리나 드미트리예브나 쿠즈네초바(노브텍스 노동자 대표, 1부 인물) / 세묜 이바노비치 두빈(시브자보드 목격자, 1부 인물) / 갈리나 두비나(세묜의 아내, 1부 인물) / 류드밀라 사프로노바(시브자보드 폭발 희생자의 아내, 1부 인물)</w:t>
+        <w:t>알렉세이 “료샤” 오를로프(«스베트» 대표) / 올가 네스테로바(«스베트» 공동 설립자) / 카탸 리시나(자원활동가) / 다리야 볼코바(기자) / 스테판 페트로비치 벨로프 대위(집회 현장 경찰 지휘관, 신규) / 마리나 드미트리예브나 쿠즈네초바(노브텍스 노동자 대표, 1부 인물) / 세묜 이바노비치 두빈(시브자보드 목격자, 1부 인물) / 갈리나 두비나(세묜의 아내, 1부 인물) / 류드밀라 사프로노바(시브자보드 폭발 희생자의 아내, 1부 인물)</w:t>
       </w:r>
     </w:p>
     <w:p>
@@ -3270,7 +3270,7 @@
           <w:i w:val="0"/>
           <w:sz w:val="22"/>
         </w:rPr>
-        <w:t xml:space="preserve"> По нашим подсчётам — почти пять. Капитан Белов, кажется, сам удивился, что никого не задержал. Алексей, вы понимаете, что сегодня произошло?</w:t>
+        <w:t xml:space="preserve"> По нашим подсчётам — почти пять тысяч. Капитан Белов, кажется, сам удивился, что никого не задержал. Алексей, вы понимаете, что сегодня произошло?</w:t>
       </w:r>
     </w:p>
     <w:p>
